--- a/산출물/Raw_Transcript.docx
+++ b/산출물/Raw_Transcript.docx
@@ -3,57 +3,25 @@
 <w:document xmlns:wpc="http://schemas.microsoft.com/office/word/2010/wordprocessingCanvas" xmlns:mo="http://schemas.microsoft.com/office/mac/office/2008/main" xmlns:mc="http://schemas.openxmlformats.org/markup-compatibility/2006" xmlns:mv="urn:schemas-microsoft-com:mac:vml" xmlns:o="urn:schemas-microsoft-com:office:office" xmlns:r="http://schemas.openxmlformats.org/officeDocument/2006/relationships" xmlns:m="http://schemas.openxmlformats.org/officeDocument/2006/math" xmlns:v="urn:schemas-microsoft-com:vml" xmlns:wp14="http://schemas.microsoft.com/office/word/2010/wordprocessingDrawing" xmlns:wp="http://schemas.openxmlformats.org/drawingml/2006/wordprocessingDrawing" xmlns:w10="urn:schemas-microsoft-com:office:word" xmlns:w="http://schemas.openxmlformats.org/wordprocessingml/2006/main" xmlns:w14="http://schemas.microsoft.com/office/word/2010/wordml" xmlns:wpg="http://schemas.microsoft.com/office/word/2010/wordprocessingGroup" xmlns:wpi="http://schemas.microsoft.com/office/word/2010/wordprocessingInk" xmlns:wne="http://schemas.microsoft.com/office/word/2006/wordml" xmlns:wps="http://schemas.microsoft.com/office/word/2010/wordprocessingShape" mc:Ignorable="w14 wp14">
   <w:body>
     <w:p>
-      <w:pPr>
-        <w:jc w:val="center"/>
-      </w:pPr>
       <w:r>
-        <w:rPr>
-          <w:rFonts w:ascii="Malgun Gothic" w:hAnsi="Malgun Gothic" w:eastAsia="Malgun Gothic"/>
-          <w:b/>
-          <w:sz w:val="44"/>
-        </w:rPr>
         <w:t>Raw Transcript</w:t>
       </w:r>
     </w:p>
     <w:p>
-      <w:pPr>
-        <w:jc w:val="center"/>
-      </w:pPr>
       <w:r>
-        <w:rPr>
-          <w:rFonts w:ascii="Malgun Gothic" w:hAnsi="Malgun Gothic" w:eastAsia="Malgun Gothic"/>
-          <w:b w:val="0"/>
-          <w:color w:val="555555"/>
-          <w:sz w:val="26"/>
-        </w:rPr>
         <w:t>AI 도구(Claude Code) 활용 전체 과정 기록</w:t>
       </w:r>
     </w:p>
     <w:p>
-      <w:pPr>
-        <w:jc w:val="center"/>
-      </w:pPr>
       <w:r>
-        <w:rPr>
-          <w:rFonts w:ascii="Malgun Gothic" w:hAnsi="Malgun Gothic" w:eastAsia="Malgun Gothic"/>
-          <w:b w:val="0"/>
-          <w:color w:val="777777"/>
-          <w:sz w:val="22"/>
-        </w:rPr>
         <w:t>Sunday Morning Brunch — 리뷰 대댓글 생성 에이전트</w:t>
       </w:r>
     </w:p>
-    <w:p/>
     <w:p>
       <w:pPr>
         <w:pStyle w:val="Heading1"/>
       </w:pPr>
       <w:r>
-        <w:rPr>
-          <w:rFonts w:ascii="Malgun Gothic" w:hAnsi="Malgun Gothic" w:eastAsia="Malgun Gothic"/>
-          <w:b/>
-          <w:sz w:val="32"/>
-        </w:rPr>
         <w:t>1. 개요</w:t>
       </w:r>
     </w:p>
@@ -62,10 +30,6 @@
         <w:pStyle w:val="ListBullet"/>
       </w:pPr>
       <w:r>
-        <w:rPr>
-          <w:rFonts w:ascii="Malgun Gothic" w:hAnsi="Malgun Gothic" w:eastAsia="Malgun Gothic"/>
-          <w:b w:val="0"/>
-        </w:rPr>
         <w:t>AI 도구: Claude Code (Claude Opus 4.6, 1M context)</w:t>
       </w:r>
     </w:p>
@@ -74,10 +38,6 @@
         <w:pStyle w:val="ListBullet"/>
       </w:pPr>
       <w:r>
-        <w:rPr>
-          <w:rFonts w:ascii="Malgun Gothic" w:hAnsi="Malgun Gothic" w:eastAsia="Malgun Gothic"/>
-          <w:b w:val="0"/>
-        </w:rPr>
         <w:t>프로젝트: Sunday Morning Brunch — 리뷰 대댓글 생성 에이전트</w:t>
       </w:r>
     </w:p>
@@ -86,10 +46,6 @@
         <w:pStyle w:val="ListBullet"/>
       </w:pPr>
       <w:r>
-        <w:rPr>
-          <w:rFonts w:ascii="Malgun Gothic" w:hAnsi="Malgun Gothic" w:eastAsia="Malgun Gothic"/>
-          <w:b w:val="0"/>
-        </w:rPr>
         <w:t>작업 기간: 2026-04-22 ~ 2026-04-26</w:t>
       </w:r>
     </w:p>
@@ -98,10 +54,6 @@
         <w:pStyle w:val="ListBullet"/>
       </w:pPr>
       <w:r>
-        <w:rPr>
-          <w:rFonts w:ascii="Malgun Gothic" w:hAnsi="Malgun Gothic" w:eastAsia="Malgun Gothic"/>
-          <w:b w:val="0"/>
-        </w:rPr>
         <w:t>사용 방식: Claude Code CLI에서 대화형으로 기획 → 설계 → 구현 → 배포 전 과정 수행</w:t>
       </w:r>
     </w:p>
@@ -110,20 +62,11 @@
         <w:pStyle w:val="Heading1"/>
       </w:pPr>
       <w:r>
-        <w:rPr>
-          <w:rFonts w:ascii="Malgun Gothic" w:hAnsi="Malgun Gothic" w:eastAsia="Malgun Gothic"/>
-          <w:b/>
-          <w:sz w:val="32"/>
-        </w:rPr>
         <w:t>2. 프롬프트 및 모델 응답 주요 로그</w:t>
       </w:r>
     </w:p>
     <w:p>
       <w:r>
-        <w:rPr>
-          <w:rFonts w:ascii="Malgun Gothic" w:hAnsi="Malgun Gothic" w:eastAsia="Malgun Gothic"/>
-          <w:b w:val="0"/>
-        </w:rPr>
         <w:t>시간순으로 주요 프롬프트와 응답을 정리합니다.</w:t>
       </w:r>
     </w:p>
@@ -132,116 +75,76 @@
         <w:pStyle w:val="Heading2"/>
       </w:pPr>
       <w:r>
-        <w:rPr>
-          <w:rFonts w:ascii="Malgun Gothic" w:hAnsi="Malgun Gothic" w:eastAsia="Malgun Gothic"/>
-          <w:b/>
-          <w:sz w:val="26"/>
-        </w:rPr>
         <w:t>Phase 1: 문제 정의 (4/22~4/24)</w:t>
       </w:r>
     </w:p>
     <w:p>
       <w:r>
         <w:rPr>
-          <w:rFonts w:ascii="Malgun Gothic" w:hAnsi="Malgun Gothic" w:eastAsia="Malgun Gothic"/>
           <w:b/>
+          <w:sz w:val="20"/>
         </w:rPr>
         <w:t>프롬프트</w:t>
       </w:r>
     </w:p>
     <w:p>
-      <w:pPr>
-        <w:ind w:left="567"/>
-      </w:pPr>
       <w:r>
-        <w:rPr>
-          <w:rFonts w:ascii="Malgun Gothic" w:hAnsi="Malgun Gothic" w:eastAsia="Malgun Gothic"/>
-          <w:b w:val="0"/>
-        </w:rPr>
         <w:t>"이커머스 에이전트를 위한 인터뷰 질문을 뽑아주세요" (인터뷰이 3명 특성 제공)</w:t>
       </w:r>
     </w:p>
     <w:p>
       <w:r>
         <w:rPr>
-          <w:rFonts w:ascii="Malgun Gothic" w:hAnsi="Malgun Gothic" w:eastAsia="Malgun Gothic"/>
           <w:b/>
+          <w:sz w:val="20"/>
         </w:rPr>
         <w:t>응답</w:t>
       </w:r>
     </w:p>
     <w:p>
-      <w:pPr>
-        <w:ind w:left="567"/>
-      </w:pPr>
       <w:r>
-        <w:rPr>
-          <w:rFonts w:ascii="Malgun Gothic" w:hAnsi="Malgun Gothic" w:eastAsia="Malgun Gothic"/>
-          <w:b w:val="0"/>
-        </w:rPr>
         <w:t>인터뷰이별 맞춤 질문 설계 — 이선혜: 운영자 메타관점, 구아정: 소비자 여정, 변승혜: 실운영</w:t>
       </w:r>
     </w:p>
     <w:p>
       <w:r>
         <w:rPr>
-          <w:rFonts w:ascii="Malgun Gothic" w:hAnsi="Malgun Gothic" w:eastAsia="Malgun Gothic"/>
           <w:b/>
+          <w:sz w:val="20"/>
         </w:rPr>
         <w:t>프롬프트</w:t>
       </w:r>
     </w:p>
     <w:p>
-      <w:pPr>
-        <w:ind w:left="567"/>
-      </w:pPr>
       <w:r>
-        <w:rPr>
-          <w:rFonts w:ascii="Malgun Gothic" w:hAnsi="Malgun Gothic" w:eastAsia="Malgun Gothic"/>
-          <w:b w:val="0"/>
-        </w:rPr>
         <w:t>구아정 인터뷰 음성 트랜스크립트 + 직접 메모 공유 → "인사이트를 뽑아주세요"</w:t>
       </w:r>
     </w:p>
     <w:p>
       <w:r>
         <w:rPr>
-          <w:rFonts w:ascii="Malgun Gothic" w:hAnsi="Malgun Gothic" w:eastAsia="Malgun Gothic"/>
           <w:b/>
+          <w:sz w:val="20"/>
         </w:rPr>
         <w:t>응답</w:t>
       </w:r>
     </w:p>
     <w:p>
-      <w:pPr>
-        <w:ind w:left="567"/>
-      </w:pPr>
       <w:r>
-        <w:rPr>
-          <w:rFonts w:ascii="Malgun Gothic" w:hAnsi="Malgun Gothic" w:eastAsia="Malgun Gothic"/>
-          <w:b w:val="0"/>
-        </w:rPr>
         <w:t>인사이트 9개 도출 (시스템 먼저 자동화는 그 다음, 부정 리뷰가 정보원, AI 수용도 카테고리별 격차 등)</w:t>
       </w:r>
     </w:p>
     <w:p>
       <w:r>
         <w:rPr>
-          <w:rFonts w:ascii="Malgun Gothic" w:hAnsi="Malgun Gothic" w:eastAsia="Malgun Gothic"/>
           <w:b/>
+          <w:sz w:val="20"/>
         </w:rPr>
         <w:t>설계 변경</w:t>
       </w:r>
     </w:p>
     <w:p>
-      <w:pPr>
-        <w:ind w:left="567"/>
-      </w:pPr>
       <w:r>
-        <w:rPr>
-          <w:rFonts w:ascii="Malgun Gothic" w:hAnsi="Malgun Gothic" w:eastAsia="Malgun Gothic"/>
-          <w:b w:val="0"/>
-        </w:rPr>
         <w:t>첫 버전에서 브랜드명/상세 여정 누락 → PM 피드백 → 직접 메모 기반 보충</w:t>
       </w:r>
     </w:p>
@@ -250,116 +153,76 @@
         <w:pStyle w:val="Heading2"/>
       </w:pPr>
       <w:r>
-        <w:rPr>
-          <w:rFonts w:ascii="Malgun Gothic" w:hAnsi="Malgun Gothic" w:eastAsia="Malgun Gothic"/>
-          <w:b/>
-          <w:sz w:val="26"/>
-        </w:rPr>
         <w:t>Phase 2: 에이전트 선정 (4/25)</w:t>
       </w:r>
     </w:p>
     <w:p>
       <w:r>
         <w:rPr>
-          <w:rFonts w:ascii="Malgun Gothic" w:hAnsi="Malgun Gothic" w:eastAsia="Malgun Gothic"/>
           <w:b/>
+          <w:sz w:val="20"/>
         </w:rPr>
         <w:t>프롬프트</w:t>
       </w:r>
     </w:p>
     <w:p>
-      <w:pPr>
-        <w:ind w:left="567"/>
-      </w:pPr>
       <w:r>
-        <w:rPr>
-          <w:rFonts w:ascii="Malgun Gothic" w:hAnsi="Malgun Gothic" w:eastAsia="Malgun Gothic"/>
-          <w:b w:val="0"/>
-        </w:rPr>
         <w:t>"고객/공급자/플랫폼 관점별 에이전트 옵션을 분석해주세요"</w:t>
       </w:r>
     </w:p>
     <w:p>
       <w:r>
         <w:rPr>
-          <w:rFonts w:ascii="Malgun Gothic" w:hAnsi="Malgun Gothic" w:eastAsia="Malgun Gothic"/>
           <w:b/>
+          <w:sz w:val="20"/>
         </w:rPr>
         <w:t>응답</w:t>
       </w:r>
     </w:p>
     <w:p>
-      <w:pPr>
-        <w:ind w:left="567"/>
-      </w:pPr>
       <w:r>
-        <w:rPr>
-          <w:rFonts w:ascii="Malgun Gothic" w:hAnsi="Malgun Gothic" w:eastAsia="Malgun Gothic"/>
-          <w:b w:val="0"/>
-        </w:rPr>
         <w:t>8개 에이전트 옵션 비교 (구현 난이도, 데모 임팩트, 데이터 확보, 차별화)</w:t>
       </w:r>
     </w:p>
     <w:p>
       <w:r>
         <w:rPr>
-          <w:rFonts w:ascii="Malgun Gothic" w:hAnsi="Malgun Gothic" w:eastAsia="Malgun Gothic"/>
           <w:b/>
+          <w:sz w:val="20"/>
         </w:rPr>
         <w:t>프롬프트</w:t>
       </w:r>
     </w:p>
     <w:p>
-      <w:pPr>
-        <w:ind w:left="567"/>
-      </w:pPr>
       <w:r>
-        <w:rPr>
-          <w:rFonts w:ascii="Malgun Gothic" w:hAnsi="Malgun Gothic" w:eastAsia="Malgun Gothic"/>
-          <w:b w:val="0"/>
-        </w:rPr>
         <w:t>"B-1 리뷰 관리를 선택, 리뷰 조작 방지와 브랜드 톤 댓글은 맥락이 다릅니다"</w:t>
       </w:r>
     </w:p>
     <w:p>
       <w:r>
         <w:rPr>
-          <w:rFonts w:ascii="Malgun Gothic" w:hAnsi="Malgun Gothic" w:eastAsia="Malgun Gothic"/>
           <w:b/>
+          <w:sz w:val="20"/>
         </w:rPr>
         <w:t>응답</w:t>
       </w:r>
     </w:p>
     <w:p>
-      <w:pPr>
-        <w:ind w:left="567"/>
-      </w:pPr>
       <w:r>
-        <w:rPr>
-          <w:rFonts w:ascii="Malgun Gothic" w:hAnsi="Malgun Gothic" w:eastAsia="Malgun Gothic"/>
-          <w:b w:val="0"/>
-        </w:rPr>
         <w:t>B-1-a(필터링) vs B-1-b(대댓글 생성) 가지치기</w:t>
       </w:r>
     </w:p>
     <w:p>
       <w:r>
         <w:rPr>
-          <w:rFonts w:ascii="Malgun Gothic" w:hAnsi="Malgun Gothic" w:eastAsia="Malgun Gothic"/>
           <w:b/>
+          <w:sz w:val="20"/>
         </w:rPr>
         <w:t>의사결정</w:t>
       </w:r>
     </w:p>
     <w:p>
-      <w:pPr>
-        <w:ind w:left="567"/>
-      </w:pPr>
       <w:r>
-        <w:rPr>
-          <w:rFonts w:ascii="Malgun Gothic" w:hAnsi="Malgun Gothic" w:eastAsia="Malgun Gothic"/>
-          <w:b w:val="0"/>
-        </w:rPr>
         <w:t>B-1-b 대댓글 에이전트 확정</w:t>
       </w:r>
     </w:p>
@@ -368,158 +231,104 @@
         <w:pStyle w:val="Heading2"/>
       </w:pPr>
       <w:r>
-        <w:rPr>
-          <w:rFonts w:ascii="Malgun Gothic" w:hAnsi="Malgun Gothic" w:eastAsia="Malgun Gothic"/>
-          <w:b/>
-          <w:sz w:val="26"/>
-        </w:rPr>
         <w:t>Phase 3: 설계 (4/25)</w:t>
       </w:r>
     </w:p>
     <w:p>
       <w:r>
         <w:rPr>
-          <w:rFonts w:ascii="Malgun Gothic" w:hAnsi="Malgun Gothic" w:eastAsia="Malgun Gothic"/>
           <w:b/>
+          <w:sz w:val="20"/>
         </w:rPr>
         <w:t>프롬프트</w:t>
       </w:r>
     </w:p>
     <w:p>
-      <w:pPr>
-        <w:ind w:left="567"/>
-      </w:pPr>
       <w:r>
-        <w:rPr>
-          <w:rFonts w:ascii="Malgun Gothic" w:hAnsi="Malgun Gothic" w:eastAsia="Malgun Gothic"/>
-          <w:b w:val="0"/>
-        </w:rPr>
         <w:t>"하네스 팀을 구성해주세요" (Harness 플러그인 활용)</w:t>
       </w:r>
     </w:p>
     <w:p>
       <w:r>
         <w:rPr>
-          <w:rFonts w:ascii="Malgun Gothic" w:hAnsi="Malgun Gothic" w:eastAsia="Malgun Gothic"/>
           <w:b/>
+          <w:sz w:val="20"/>
         </w:rPr>
         <w:t>응답</w:t>
       </w:r>
     </w:p>
     <w:p>
-      <w:pPr>
-        <w:ind w:left="567"/>
-      </w:pPr>
       <w:r>
-        <w:rPr>
-          <w:rFonts w:ascii="Malgun Gothic" w:hAnsi="Malgun Gothic" w:eastAsia="Malgun Gothic"/>
-          <w:b w:val="0"/>
-        </w:rPr>
         <w:t>planner → designer → developer → qa 파이프라인 팀 구성</w:t>
       </w:r>
     </w:p>
     <w:p>
       <w:r>
         <w:rPr>
-          <w:rFonts w:ascii="Malgun Gothic" w:hAnsi="Malgun Gothic" w:eastAsia="Malgun Gothic"/>
           <w:b/>
+          <w:sz w:val="20"/>
         </w:rPr>
         <w:t>설계 변경 1</w:t>
       </w:r>
     </w:p>
     <w:p>
-      <w:pPr>
-        <w:ind w:left="567"/>
-      </w:pPr>
       <w:r>
-        <w:rPr>
-          <w:rFonts w:ascii="Malgun Gothic" w:hAnsi="Malgun Gothic" w:eastAsia="Malgun Gothic"/>
-          <w:b w:val="0"/>
-        </w:rPr>
         <w:t>PM 피드백 "각 에이전트에 제작과 검수 역할 구별" → 자체 검수 + QA는 최종 프로덕트만</w:t>
       </w:r>
     </w:p>
     <w:p>
       <w:r>
         <w:rPr>
-          <w:rFonts w:ascii="Malgun Gothic" w:hAnsi="Malgun Gothic" w:eastAsia="Malgun Gothic"/>
           <w:b/>
+          <w:sz w:val="20"/>
         </w:rPr>
         <w:t>설계 변경 2</w:t>
       </w:r>
     </w:p>
     <w:p>
-      <w:pPr>
-        <w:ind w:left="567"/>
-      </w:pPr>
       <w:r>
-        <w:rPr>
-          <w:rFonts w:ascii="Malgun Gothic" w:hAnsi="Malgun Gothic" w:eastAsia="Malgun Gothic"/>
-          <w:b w:val="0"/>
-        </w:rPr>
         <w:t>PM 피드백 "KPI 온보딩 소요시간은 우리 에이전트에 맞지 않음" → 제거</w:t>
       </w:r>
     </w:p>
     <w:p>
       <w:r>
         <w:rPr>
-          <w:rFonts w:ascii="Malgun Gothic" w:hAnsi="Malgun Gothic" w:eastAsia="Malgun Gothic"/>
           <w:b/>
+          <w:sz w:val="20"/>
         </w:rPr>
         <w:t>설계 변경 3</w:t>
       </w:r>
     </w:p>
     <w:p>
-      <w:pPr>
-        <w:ind w:left="567"/>
-      </w:pPr>
       <w:r>
-        <w:rPr>
-          <w:rFonts w:ascii="Malgun Gothic" w:hAnsi="Malgun Gothic" w:eastAsia="Malgun Gothic"/>
-          <w:b w:val="0"/>
-        </w:rPr>
         <w:t>PM 피드백 "API 연동 포함하고 싶다" → 샘플 쇼핑몰 + API 연동 추가</w:t>
       </w:r>
     </w:p>
     <w:p>
       <w:r>
         <w:rPr>
-          <w:rFonts w:ascii="Malgun Gothic" w:hAnsi="Malgun Gothic" w:eastAsia="Malgun Gothic"/>
           <w:b/>
+          <w:sz w:val="20"/>
         </w:rPr>
         <w:t>프롬프트</w:t>
       </w:r>
     </w:p>
     <w:p>
-      <w:pPr>
-        <w:ind w:left="567"/>
-      </w:pPr>
       <w:r>
-        <w:rPr>
-          <w:rFonts w:ascii="Malgun Gothic" w:hAnsi="Malgun Gothic" w:eastAsia="Malgun Gothic"/>
-          <w:b w:val="0"/>
-        </w:rPr>
         <w:t>"대시보드 vs 팝업 vs FAB 어떤 형태가 좋을까?"</w:t>
       </w:r>
     </w:p>
     <w:p>
       <w:r>
         <w:rPr>
-          <w:rFonts w:ascii="Malgun Gothic" w:hAnsi="Malgun Gothic" w:eastAsia="Malgun Gothic"/>
           <w:b/>
+          <w:sz w:val="20"/>
         </w:rPr>
         <w:t>응답</w:t>
       </w:r>
     </w:p>
     <w:p>
-      <w:pPr>
-        <w:ind w:left="567"/>
-      </w:pPr>
       <w:r>
-        <w:rPr>
-          <w:rFonts w:ascii="Malgun Gothic" w:hAnsi="Malgun Gothic" w:eastAsia="Malgun Gothic"/>
-          <w:b w:val="0"/>
-        </w:rPr>
         <w:t>5가지 UI 형태 비교 → D-2(대시보드+FAB) 확정</w:t>
       </w:r>
     </w:p>
@@ -528,61 +337,42 @@
         <w:pStyle w:val="Heading2"/>
       </w:pPr>
       <w:r>
-        <w:rPr>
-          <w:rFonts w:ascii="Malgun Gothic" w:hAnsi="Malgun Gothic" w:eastAsia="Malgun Gothic"/>
-          <w:b/>
-          <w:sz w:val="26"/>
-        </w:rPr>
         <w:t>Phase 4: 구현 (4/25)</w:t>
       </w:r>
     </w:p>
     <w:p>
       <w:r>
         <w:rPr>
-          <w:rFonts w:ascii="Malgun Gothic" w:hAnsi="Malgun Gothic" w:eastAsia="Malgun Gothic"/>
           <w:b/>
+          <w:sz w:val="20"/>
         </w:rPr>
         <w:t>프롬프트</w:t>
       </w:r>
     </w:p>
     <w:p>
-      <w:pPr>
-        <w:ind w:left="567"/>
-      </w:pPr>
       <w:r>
-        <w:rPr>
-          <w:rFonts w:ascii="Malgun Gothic" w:hAnsi="Malgun Gothic" w:eastAsia="Malgun Gothic"/>
-          <w:b w:val="0"/>
-        </w:rPr>
         <w:t>developer 에이전트에 PRD/아키텍처 기반 구현 지시</w:t>
       </w:r>
     </w:p>
     <w:p>
       <w:r>
         <w:rPr>
-          <w:rFonts w:ascii="Malgun Gothic" w:hAnsi="Malgun Gothic" w:eastAsia="Malgun Gothic"/>
           <w:b/>
+          <w:sz w:val="20"/>
         </w:rPr>
         <w:t>응답</w:t>
       </w:r>
     </w:p>
     <w:p>
-      <w:pPr>
-        <w:ind w:left="567"/>
-      </w:pPr>
       <w:r>
-        <w:rPr>
-          <w:rFonts w:ascii="Malgun Gothic" w:hAnsi="Malgun Gothic" w:eastAsia="Malgun Gothic"/>
-          <w:b w:val="0"/>
-        </w:rPr>
         <w:t>Next.js 14 + FastAPI + Claude API + SQLite 전체 구현</w:t>
       </w:r>
     </w:p>
     <w:p>
       <w:r>
         <w:rPr>
-          <w:rFonts w:ascii="Malgun Gothic" w:hAnsi="Malgun Gothic" w:eastAsia="Malgun Gothic"/>
           <w:b/>
+          <w:sz w:val="20"/>
         </w:rPr>
         <w:t>에러/디버깅 로그:</w:t>
       </w:r>
@@ -592,10 +382,6 @@
         <w:pStyle w:val="ListBullet"/>
       </w:pPr>
       <w:r>
-        <w:rPr>
-          <w:rFonts w:ascii="Malgun Gothic" w:hAnsi="Malgun Gothic" w:eastAsia="Malgun Gothic"/>
-          <w:b w:val="0"/>
-        </w:rPr>
         <w:t>에러 1: CORS 포트 3001 누락 → 상품 미표시 → CORS 설정 추가</w:t>
       </w:r>
     </w:p>
@@ -604,10 +390,6 @@
         <w:pStyle w:val="ListBullet"/>
       </w:pPr>
       <w:r>
-        <w:rPr>
-          <w:rFonts w:ascii="Malgun Gothic" w:hAnsi="Malgun Gothic" w:eastAsia="Malgun Gothic"/>
-          <w:b w:val="0"/>
-        </w:rPr>
         <w:t>에러 2: frontend가 git submodule로 등록 → GitHub push 후 Render에서 파일 못 찾음 → submodule 제거 후 일반 디렉토리로 재추가</w:t>
       </w:r>
     </w:p>
@@ -616,10 +398,6 @@
         <w:pStyle w:val="ListBullet"/>
       </w:pPr>
       <w:r>
-        <w:rPr>
-          <w:rFonts w:ascii="Malgun Gothic" w:hAnsi="Malgun Gothic" w:eastAsia="Malgun Gothic"/>
-          <w:b w:val="0"/>
-        </w:rPr>
         <w:t>에러 3: 대댓글이 동일하게 생성 → ANTHROPIC_API_KEY 미설정으로 폴백 모드 동작 → .env 파일 생성 + dotenv 로드 추가</w:t>
       </w:r>
     </w:p>
@@ -628,10 +406,6 @@
         <w:pStyle w:val="ListBullet"/>
       </w:pPr>
       <w:r>
-        <w:rPr>
-          <w:rFonts w:ascii="Malgun Gothic" w:hAnsi="Malgun Gothic" w:eastAsia="Malgun Gothic"/>
-          <w:b w:val="0"/>
-        </w:rPr>
         <w:t>에러 4: Haiku 모델명 404 오류 → claude-haiku-4-20250414 → claude-haiku-4-5-20251001로 수정</w:t>
       </w:r>
     </w:p>
@@ -640,10 +414,6 @@
         <w:pStyle w:val="ListBullet"/>
       </w:pPr>
       <w:r>
-        <w:rPr>
-          <w:rFonts w:ascii="Malgun Gothic" w:hAnsi="Malgun Gothic" w:eastAsia="Malgun Gothic"/>
-          <w:b w:val="0"/>
-        </w:rPr>
         <w:t>에러 5: 일괄 생성 시 3개 후보가 동일 → asyncio.gather 병렬 호출 시 rate limit → 순차 처리로 변경</w:t>
       </w:r>
     </w:p>
@@ -652,10 +422,6 @@
         <w:pStyle w:val="ListBullet"/>
       </w:pPr>
       <w:r>
-        <w:rPr>
-          <w:rFonts w:ascii="Malgun Gothic" w:hAnsi="Malgun Gothic" w:eastAsia="Malgun Gothic"/>
-          <w:b w:val="0"/>
-        </w:rPr>
         <w:t>에러 6: Render 배포 시 uvicorn 대시(—) 인코딩 오류 → em dash를 하이픈으로 수정</w:t>
       </w:r>
     </w:p>
@@ -664,95 +430,62 @@
         <w:pStyle w:val="Heading2"/>
       </w:pPr>
       <w:r>
-        <w:rPr>
-          <w:rFonts w:ascii="Malgun Gothic" w:hAnsi="Malgun Gothic" w:eastAsia="Malgun Gothic"/>
-          <w:b/>
-          <w:sz w:val="26"/>
-        </w:rPr>
         <w:t>Phase 5: 코드 리뷰 및 리팩토링 (4/25)</w:t>
       </w:r>
     </w:p>
     <w:p>
       <w:r>
         <w:rPr>
-          <w:rFonts w:ascii="Malgun Gothic" w:hAnsi="Malgun Gothic" w:eastAsia="Malgun Gothic"/>
           <w:b/>
+          <w:sz w:val="20"/>
         </w:rPr>
         <w:t>프롬프트</w:t>
       </w:r>
     </w:p>
     <w:p>
-      <w:pPr>
-        <w:ind w:left="567"/>
-      </w:pPr>
       <w:r>
-        <w:rPr>
-          <w:rFonts w:ascii="Malgun Gothic" w:hAnsi="Malgun Gothic" w:eastAsia="Malgun Gothic"/>
-          <w:b w:val="0"/>
-        </w:rPr>
         <w:t>"시니어 엔지니어로서 코드베이스를 리뷰해"</w:t>
       </w:r>
     </w:p>
     <w:p>
       <w:r>
         <w:rPr>
-          <w:rFonts w:ascii="Malgun Gothic" w:hAnsi="Malgun Gothic" w:eastAsia="Malgun Gothic"/>
           <w:b/>
+          <w:sz w:val="20"/>
         </w:rPr>
         <w:t>응답</w:t>
       </w:r>
     </w:p>
     <w:p>
-      <w:pPr>
-        <w:ind w:left="567"/>
-      </w:pPr>
       <w:r>
-        <w:rPr>
-          <w:rFonts w:ascii="Malgun Gothic" w:hAnsi="Malgun Gothic" w:eastAsia="Malgun Gothic"/>
-          <w:b w:val="0"/>
-        </w:rPr>
         <w:t>CRITICAL 6건 + HIGH 7건 + MEDIUM 6건 + LOW 3건 = 22건 이슈 발견</w:t>
       </w:r>
     </w:p>
     <w:p>
       <w:r>
         <w:rPr>
-          <w:rFonts w:ascii="Malgun Gothic" w:hAnsi="Malgun Gothic" w:eastAsia="Malgun Gothic"/>
           <w:b/>
+          <w:sz w:val="20"/>
         </w:rPr>
         <w:t>주요 수정</w:t>
       </w:r>
     </w:p>
     <w:p>
-      <w:pPr>
-        <w:ind w:left="567"/>
-      </w:pPr>
       <w:r>
-        <w:rPr>
-          <w:rFonts w:ascii="Malgun Gothic" w:hAnsi="Malgun Gothic" w:eastAsia="Malgun Gothic"/>
-          <w:b w:val="0"/>
-        </w:rPr>
         <w:t>라우트 충돌, N+1 쿼리, XSS 벡터, 동기 LLM 블로킹, 에러 silent 무시</w:t>
       </w:r>
     </w:p>
     <w:p>
       <w:r>
         <w:rPr>
-          <w:rFonts w:ascii="Malgun Gothic" w:hAnsi="Malgun Gothic" w:eastAsia="Malgun Gothic"/>
           <w:b/>
+          <w:sz w:val="20"/>
         </w:rPr>
         <w:t>재시도</w:t>
       </w:r>
     </w:p>
     <w:p>
-      <w:pPr>
-        <w:ind w:left="567"/>
-      </w:pPr>
       <w:r>
-        <w:rPr>
-          <w:rFonts w:ascii="Malgun Gothic" w:hAnsi="Malgun Gothic" w:eastAsia="Malgun Gothic"/>
-          <w:b w:val="0"/>
-        </w:rPr>
         <w:t>에러 표시 추가 후에도 "상품이 안 보여요" → 원인이 에러가 아니라 새로고침 미반영 → CustomEvent로 FAB↔상품 페이지 상태 동기화</w:t>
       </w:r>
     </w:p>
@@ -761,263 +494,174 @@
         <w:pStyle w:val="Heading2"/>
       </w:pPr>
       <w:r>
-        <w:rPr>
-          <w:rFonts w:ascii="Malgun Gothic" w:hAnsi="Malgun Gothic" w:eastAsia="Malgun Gothic"/>
-          <w:b/>
-          <w:sz w:val="26"/>
-        </w:rPr>
         <w:t>Phase 6: 기능 추가 및 UI 개선 (4/25~4/26)</w:t>
       </w:r>
     </w:p>
     <w:p>
       <w:r>
         <w:rPr>
-          <w:rFonts w:ascii="Malgun Gothic" w:hAnsi="Malgun Gothic" w:eastAsia="Malgun Gothic"/>
           <w:b/>
+          <w:sz w:val="20"/>
         </w:rPr>
         <w:t>프롬프트</w:t>
       </w:r>
     </w:p>
     <w:p>
-      <w:pPr>
-        <w:ind w:left="567"/>
-      </w:pPr>
       <w:r>
-        <w:rPr>
-          <w:rFonts w:ascii="Malgun Gothic" w:hAnsi="Malgun Gothic" w:eastAsia="Malgun Gothic"/>
-          <w:b w:val="0"/>
-        </w:rPr>
         <w:t>"대댓글 초안에 채택할 수 있는 댓글을 3개씩 제공, 말투 변경 기능"</w:t>
       </w:r>
     </w:p>
     <w:p>
       <w:r>
         <w:rPr>
-          <w:rFonts w:ascii="Malgun Gothic" w:hAnsi="Malgun Gothic" w:eastAsia="Malgun Gothic"/>
           <w:b/>
+          <w:sz w:val="20"/>
         </w:rPr>
         <w:t>응답</w:t>
       </w:r>
     </w:p>
     <w:p>
-      <w:pPr>
-        <w:ind w:left="567"/>
-      </w:pPr>
       <w:r>
-        <w:rPr>
-          <w:rFonts w:ascii="Malgun Gothic" w:hAnsi="Malgun Gothic" w:eastAsia="Malgun Gothic"/>
-          <w:b w:val="0"/>
-        </w:rPr>
         <w:t>LLM 프롬프트를 3개 후보 JSON 반환으로 변경, tone_override 파라미터 추가</w:t>
       </w:r>
     </w:p>
     <w:p>
       <w:r>
         <w:rPr>
-          <w:rFonts w:ascii="Malgun Gothic" w:hAnsi="Malgun Gothic" w:eastAsia="Malgun Gothic"/>
           <w:b/>
+          <w:sz w:val="20"/>
         </w:rPr>
         <w:t>설계 변경</w:t>
       </w:r>
     </w:p>
     <w:p>
-      <w:pPr>
-        <w:ind w:left="567"/>
-      </w:pPr>
       <w:r>
-        <w:rPr>
-          <w:rFonts w:ascii="Malgun Gothic" w:hAnsi="Malgun Gothic" w:eastAsia="Malgun Gothic"/>
-          <w:b w:val="0"/>
-        </w:rPr>
         <w:t>"재생성" → "말투 변경" 드롭다운으로 UX 변경</w:t>
       </w:r>
     </w:p>
     <w:p>
       <w:r>
         <w:rPr>
-          <w:rFonts w:ascii="Malgun Gothic" w:hAnsi="Malgun Gothic" w:eastAsia="Malgun Gothic"/>
           <w:b/>
+          <w:sz w:val="20"/>
         </w:rPr>
         <w:t>프롬프트</w:t>
       </w:r>
     </w:p>
     <w:p>
-      <w:pPr>
-        <w:ind w:left="567"/>
-      </w:pPr>
       <w:r>
-        <w:rPr>
-          <w:rFonts w:ascii="Malgun Gothic" w:hAnsi="Malgun Gothic" w:eastAsia="Malgun Gothic"/>
-          <w:b w:val="0"/>
-        </w:rPr>
         <w:t>PM 피드백 "교환과 환불 언급은 하지 않는게 좋다"</w:t>
       </w:r>
     </w:p>
     <w:p>
       <w:r>
         <w:rPr>
-          <w:rFonts w:ascii="Malgun Gothic" w:hAnsi="Malgun Gothic" w:eastAsia="Malgun Gothic"/>
           <w:b/>
+          <w:sz w:val="20"/>
         </w:rPr>
         <w:t>응답</w:t>
       </w:r>
     </w:p>
     <w:p>
-      <w:pPr>
-        <w:ind w:left="567"/>
-      </w:pPr>
       <w:r>
-        <w:rPr>
-          <w:rFonts w:ascii="Malgun Gothic" w:hAnsi="Malgun Gothic" w:eastAsia="Malgun Gothic"/>
-          <w:b w:val="0"/>
-        </w:rPr>
         <w:t>LLM 프롬프트에 필수 정책 추가 (교환/환불 미언급, 고객센터 유도)</w:t>
       </w:r>
     </w:p>
     <w:p>
       <w:r>
         <w:rPr>
-          <w:rFonts w:ascii="Malgun Gothic" w:hAnsi="Malgun Gothic" w:eastAsia="Malgun Gothic"/>
           <w:b/>
+          <w:sz w:val="20"/>
         </w:rPr>
         <w:t>프롬프트</w:t>
       </w:r>
     </w:p>
     <w:p>
-      <w:pPr>
-        <w:ind w:left="567"/>
-      </w:pPr>
       <w:r>
-        <w:rPr>
-          <w:rFonts w:ascii="Malgun Gothic" w:hAnsi="Malgun Gothic" w:eastAsia="Malgun Gothic"/>
-          <w:b w:val="0"/>
-        </w:rPr>
         <w:t>PM 피드백 "운영자가 댓글을 기억하고 입력하는건 비효율적"</w:t>
       </w:r>
     </w:p>
     <w:p>
       <w:r>
         <w:rPr>
-          <w:rFonts w:ascii="Malgun Gothic" w:hAnsi="Malgun Gothic" w:eastAsia="Malgun Gothic"/>
           <w:b/>
+          <w:sz w:val="20"/>
         </w:rPr>
         <w:t>응답</w:t>
       </w:r>
     </w:p>
     <w:p>
-      <w:pPr>
-        <w:ind w:left="567"/>
-      </w:pPr>
       <w:r>
-        <w:rPr>
-          <w:rFonts w:ascii="Malgun Gothic" w:hAnsi="Malgun Gothic" w:eastAsia="Malgun Gothic"/>
-          <w:b w:val="0"/>
-        </w:rPr>
         <w:t>텍스트 입력 → 상품별 리뷰 그루핑 + 체크박스 선택 + 일괄 생성으로 전면 개편</w:t>
       </w:r>
     </w:p>
     <w:p>
       <w:r>
         <w:rPr>
-          <w:rFonts w:ascii="Malgun Gothic" w:hAnsi="Malgun Gothic" w:eastAsia="Malgun Gothic"/>
           <w:b/>
+          <w:sz w:val="20"/>
         </w:rPr>
         <w:t>프롬프트</w:t>
       </w:r>
     </w:p>
     <w:p>
-      <w:pPr>
-        <w:ind w:left="567"/>
-      </w:pPr>
       <w:r>
-        <w:rPr>
-          <w:rFonts w:ascii="Malgun Gothic" w:hAnsi="Malgun Gothic" w:eastAsia="Malgun Gothic"/>
-          <w:b w:val="0"/>
-        </w:rPr>
         <w:t>TESER 브랜드 참고 이미지 제공 → "홈페이지 개선점 도출"</w:t>
       </w:r>
     </w:p>
     <w:p>
       <w:r>
         <w:rPr>
-          <w:rFonts w:ascii="Malgun Gothic" w:hAnsi="Malgun Gothic" w:eastAsia="Malgun Gothic"/>
           <w:b/>
+          <w:sz w:val="20"/>
         </w:rPr>
         <w:t>응답</w:t>
       </w:r>
     </w:p>
     <w:p>
-      <w:pPr>
-        <w:ind w:left="567"/>
-      </w:pPr>
       <w:r>
-        <w:rPr>
-          <w:rFonts w:ascii="Malgun Gothic" w:hAnsi="Malgun Gothic" w:eastAsia="Malgun Gothic"/>
-          <w:b w:val="0"/>
-        </w:rPr>
         <w:t>9개 개선 항목 (히어로배너, 카테고리필터, 컬러톤, 푸터, 상품카드 등)</w:t>
       </w:r>
     </w:p>
     <w:p>
       <w:r>
         <w:rPr>
-          <w:rFonts w:ascii="Malgun Gothic" w:hAnsi="Malgun Gothic" w:eastAsia="Malgun Gothic"/>
           <w:b/>
+          <w:sz w:val="20"/>
         </w:rPr>
         <w:t>프롬프트</w:t>
       </w:r>
     </w:p>
     <w:p>
-      <w:pPr>
-        <w:ind w:left="567"/>
-      </w:pPr>
       <w:r>
-        <w:rPr>
-          <w:rFonts w:ascii="Malgun Gothic" w:hAnsi="Malgun Gothic" w:eastAsia="Malgun Gothic"/>
-          <w:b w:val="0"/>
-        </w:rPr>
         <w:t>댓글몽 서비스 스크린샷 → "대시보드 UI 개선점 도출"</w:t>
       </w:r>
     </w:p>
     <w:p>
       <w:r>
         <w:rPr>
-          <w:rFonts w:ascii="Malgun Gothic" w:hAnsi="Malgun Gothic" w:eastAsia="Malgun Gothic"/>
           <w:b/>
+          <w:sz w:val="20"/>
         </w:rPr>
         <w:t>응답</w:t>
       </w:r>
     </w:p>
     <w:p>
-      <w:pPr>
-        <w:ind w:left="567"/>
-      </w:pPr>
       <w:r>
-        <w:rPr>
-          <w:rFonts w:ascii="Malgun Gothic" w:hAnsi="Malgun Gothic" w:eastAsia="Malgun Gothic"/>
-          <w:b w:val="0"/>
-        </w:rPr>
         <w:t>5개 개선 (카드형 후보, 별점필터, 상단일괄생성, 리뷰카드보강, 사이드바)</w:t>
       </w:r>
     </w:p>
     <w:p>
       <w:r>
         <w:rPr>
-          <w:rFonts w:ascii="Malgun Gothic" w:hAnsi="Malgun Gothic" w:eastAsia="Malgun Gothic"/>
           <w:b/>
+          <w:sz w:val="20"/>
         </w:rPr>
         <w:t>재시도</w:t>
       </w:r>
     </w:p>
     <w:p>
-      <w:pPr>
-        <w:ind w:left="567"/>
-      </w:pPr>
       <w:r>
-        <w:rPr>
-          <w:rFonts w:ascii="Malgun Gothic" w:hAnsi="Malgun Gothic" w:eastAsia="Malgun Gothic"/>
-          <w:b w:val="0"/>
-        </w:rPr>
         <w:t>도식(graphviz) 여러 차례 수정 — 선 겹침, 노드 관통, ㄱ자 라우팅, 면 중앙 연결 → 최종 draw.io XML로 전환</w:t>
       </w:r>
     </w:p>
@@ -1026,40 +670,28 @@
         <w:pStyle w:val="Heading2"/>
       </w:pPr>
       <w:r>
-        <w:rPr>
-          <w:rFonts w:ascii="Malgun Gothic" w:hAnsi="Malgun Gothic" w:eastAsia="Malgun Gothic"/>
-          <w:b/>
-          <w:sz w:val="26"/>
-        </w:rPr>
         <w:t>Phase 7: 배포 (4/26)</w:t>
       </w:r>
     </w:p>
     <w:p>
       <w:r>
         <w:rPr>
-          <w:rFonts w:ascii="Malgun Gothic" w:hAnsi="Malgun Gothic" w:eastAsia="Malgun Gothic"/>
           <w:b/>
+          <w:sz w:val="20"/>
         </w:rPr>
         <w:t>프롬프트</w:t>
       </w:r>
     </w:p>
     <w:p>
-      <w:pPr>
-        <w:ind w:left="567"/>
-      </w:pPr>
       <w:r>
-        <w:rPr>
-          <w:rFonts w:ascii="Malgun Gothic" w:hAnsi="Malgun Gothic" w:eastAsia="Malgun Gothic"/>
-          <w:b w:val="0"/>
-        </w:rPr>
         <w:t>"배포를 시작하죠"</w:t>
       </w:r>
     </w:p>
     <w:p>
       <w:r>
         <w:rPr>
-          <w:rFonts w:ascii="Malgun Gothic" w:hAnsi="Malgun Gothic" w:eastAsia="Malgun Gothic"/>
           <w:b/>
+          <w:sz w:val="20"/>
         </w:rPr>
         <w:t>에러/디버깅 로그:</w:t>
       </w:r>
@@ -1069,10 +701,6 @@
         <w:pStyle w:val="ListBullet"/>
       </w:pPr>
       <w:r>
-        <w:rPr>
-          <w:rFonts w:ascii="Malgun Gothic" w:hAnsi="Malgun Gothic" w:eastAsia="Malgun Gothic"/>
-          <w:b w:val="0"/>
-        </w:rPr>
         <w:t>GitHub 인증 실패 → Personal Access Token 생성 → push 성공</w:t>
       </w:r>
     </w:p>
@@ -1081,10 +709,6 @@
         <w:pStyle w:val="ListBullet"/>
       </w:pPr>
       <w:r>
-        <w:rPr>
-          <w:rFonts w:ascii="Malgun Gothic" w:hAnsi="Malgun Gothic" w:eastAsia="Malgun Gothic"/>
-          <w:b w:val="0"/>
-        </w:rPr>
         <w:t>Render에서 frontend 빌드 실패 → submodule 문제 → 수정 후 재배포</w:t>
       </w:r>
     </w:p>
@@ -1093,32 +717,483 @@
         <w:pStyle w:val="ListBullet"/>
       </w:pPr>
       <w:r>
-        <w:rPr>
-          <w:rFonts w:ascii="Malgun Gothic" w:hAnsi="Malgun Gothic" w:eastAsia="Malgun Gothic"/>
-          <w:b w:val="0"/>
-        </w:rPr>
         <w:t>uvicorn 대시 인코딩 → Start Command 수동 수정</w:t>
       </w:r>
     </w:p>
     <w:p>
       <w:r>
         <w:rPr>
-          <w:rFonts w:ascii="Malgun Gothic" w:hAnsi="Malgun Gothic" w:eastAsia="Malgun Gothic"/>
           <w:b/>
+          <w:sz w:val="20"/>
         </w:rPr>
         <w:t>최종 배포</w:t>
       </w:r>
     </w:p>
     <w:p>
+      <w:r>
+        <w:t>Render (프론트: smb-web.onrender.com, 백엔드: sub-api-qq2o.onrender.com)</w:t>
+      </w:r>
+    </w:p>
+    <w:p>
       <w:pPr>
-        <w:ind w:left="567"/>
+        <w:pStyle w:val="Heading2"/>
       </w:pPr>
       <w:r>
+        <w:t>Phase 8: 2차 코드 리뷰 (4/26)</w:t>
+      </w:r>
+    </w:p>
+    <w:p>
+      <w:r>
         <w:rPr>
-          <w:rFonts w:ascii="Malgun Gothic" w:hAnsi="Malgun Gothic" w:eastAsia="Malgun Gothic"/>
-          <w:b w:val="0"/>
+          <w:b/>
+          <w:sz w:val="20"/>
         </w:rPr>
-        <w:t>Render (프론트: smb-web.onrender.com, 백엔드: sub-api-qq2o.onrender.com)</w:t>
+        <w:t>프롬프트</w:t>
+      </w:r>
+    </w:p>
+    <w:p>
+      <w:r>
+        <w:t>"시니어 엔지니어로서 코드베이스를 리뷰해" (2차)</w:t>
+      </w:r>
+    </w:p>
+    <w:p>
+      <w:r>
+        <w:rPr>
+          <w:b/>
+          <w:sz w:val="20"/>
+        </w:rPr>
+        <w:t>응답</w:t>
+      </w:r>
+    </w:p>
+    <w:p>
+      <w:r>
+        <w:t>CRITICAL~LOW 총 20건 이슈 발견 및 전수 수정</w:t>
+      </w:r>
+    </w:p>
+    <w:p>
+      <w:r>
+        <w:rPr>
+          <w:b/>
+          <w:sz w:val="20"/>
+        </w:rPr>
+        <w:t>주요 수정 (Critical~High)</w:t>
+      </w:r>
+    </w:p>
+    <w:p>
+      <w:pPr>
+        <w:pStyle w:val="ListBullet"/>
+      </w:pPr>
+      <w:r>
+        <w:t>CORS 정규식을 특정 Render 서브도메인으로 제한 (보안 강화)</w:t>
+      </w:r>
+    </w:p>
+    <w:p>
+      <w:pPr>
+        <w:pStyle w:val="ListBullet"/>
+      </w:pPr>
+      <w:r>
+        <w:t>UnrepliedReview 스키마에 sentiment 필드 누락 수정</w:t>
+      </w:r>
+    </w:p>
+    <w:p>
+      <w:pPr>
+        <w:pStyle w:val="ListBullet"/>
+      </w:pPr>
+      <w:r>
+        <w:t>HistoryDetail.reply에 review_id, author, source 등 필드 보강</w:t>
+      </w:r>
+    </w:p>
+    <w:p>
+      <w:pPr>
+        <w:pStyle w:val="ListBullet"/>
+      </w:pPr>
+      <w:r>
+        <w:t>useMemo로 getFilteredGroups 최적화</w:t>
+      </w:r>
+    </w:p>
+    <w:p>
+      <w:pPr>
+        <w:pStyle w:val="ListBullet"/>
+      </w:pPr>
+      <w:r>
+        <w:t>batch 엔드포인트 flush + 단일 commit 통합</w:t>
+      </w:r>
+    </w:p>
+    <w:p>
+      <w:pPr>
+        <w:pStyle w:val="ListBullet"/>
+      </w:pPr>
+      <w:r>
+        <w:t>unpublish API 실제 연동 (mock → 실제 호출)</w:t>
+      </w:r>
+    </w:p>
+    <w:p>
+      <w:pPr>
+        <w:pStyle w:val="ListBullet"/>
+      </w:pPr>
+      <w:r>
+        <w:t>FAB handlePublish에 overrideReplyId 파라미터 추가 (비동기 상태 경합 방지)</w:t>
+      </w:r>
+    </w:p>
+    <w:p>
+      <w:pPr>
+        <w:pStyle w:val="ListBullet"/>
+      </w:pPr>
+      <w:r>
+        <w:t>상품 상세 productId NaN 가드 추가</w:t>
+      </w:r>
+    </w:p>
+    <w:p>
+      <w:r>
+        <w:rPr>
+          <w:b/>
+          <w:sz w:val="20"/>
+        </w:rPr>
+        <w:t>접근성 수정 (A1~A7)</w:t>
+      </w:r>
+    </w:p>
+    <w:p>
+      <w:r>
+        <w:t>aria-label, aria-pressed, SVG title, select label, sentiment bar ARIA 등 7건</w:t>
+      </w:r>
+    </w:p>
+    <w:p>
+      <w:r>
+        <w:rPr>
+          <w:b/>
+          <w:sz w:val="20"/>
+        </w:rPr>
+        <w:t>품질 수정 (Q2~Q7)</w:t>
+      </w:r>
+    </w:p>
+    <w:p>
+      <w:r>
+        <w:t>undoTimer cleanup, 단일 이미지 갤러리 미표시, 데모 상태 주석, eslint-disable, 미사용 타입 제거, 함수명 public화</w:t>
+      </w:r>
+    </w:p>
+    <w:p>
+      <w:pPr>
+        <w:pStyle w:val="Heading2"/>
+      </w:pPr>
+      <w:r>
+        <w:t>Phase 9: QA 전수 검사 (4/26)</w:t>
+      </w:r>
+    </w:p>
+    <w:p>
+      <w:r>
+        <w:rPr>
+          <w:b/>
+          <w:sz w:val="20"/>
+        </w:rPr>
+        <w:t>프롬프트</w:t>
+      </w:r>
+    </w:p>
+    <w:p>
+      <w:r>
+        <w:t>"QA 리드로서 이 제품을 테스트해. 엣지 케이스, 에러 처리 누락, UI 깨짐을 심각도 순으로 정리해주세요"</w:t>
+      </w:r>
+    </w:p>
+    <w:p>
+      <w:r>
+        <w:rPr>
+          <w:b/>
+          <w:sz w:val="20"/>
+        </w:rPr>
+        <w:t>응답</w:t>
+      </w:r>
+    </w:p>
+    <w:p>
+      <w:r>
+        <w:t>프론트엔드 코드 + 백엔드 API + 라이브 사이트 통합 테스트 3방향 점검 → CRITICAL 5 + HIGH 6 + MEDIUM 8 + LOW 10 = 29건 발견</w:t>
+      </w:r>
+    </w:p>
+    <w:p>
+      <w:r>
+        <w:rPr>
+          <w:b/>
+          <w:sz w:val="20"/>
+        </w:rPr>
+        <w:t>프롬프트</w:t>
+      </w:r>
+    </w:p>
+    <w:p>
+      <w:r>
+        <w:t>"low까지 다 시급합니다. 당장 처리하죠"</w:t>
+      </w:r>
+    </w:p>
+    <w:p>
+      <w:r>
+        <w:rPr>
+          <w:b/>
+          <w:sz w:val="20"/>
+        </w:rPr>
+        <w:t>응답</w:t>
+      </w:r>
+    </w:p>
+    <w:p>
+      <w:r>
+        <w:t>29건 전체 수정 완료</w:t>
+      </w:r>
+    </w:p>
+    <w:p>
+      <w:r>
+        <w:rPr>
+          <w:b/>
+          <w:sz w:val="20"/>
+        </w:rPr>
+        <w:t>CRITICAL 수정:</w:t>
+      </w:r>
+    </w:p>
+    <w:p>
+      <w:pPr>
+        <w:pStyle w:val="ListBullet"/>
+      </w:pPr>
+      <w:r>
+        <w:t>C1: API 타임아웃 30초→60초 (Render 콜드스타트 대응)</w:t>
+      </w:r>
+    </w:p>
+    <w:p>
+      <w:pPr>
+        <w:pStyle w:val="ListBullet"/>
+      </w:pPr>
+      <w:r>
+        <w:t>C2: FAB "바로 등록" stale closure — 후보 선택 후 서버에 updateAgentReply 호출 후 publish</w:t>
+      </w:r>
+    </w:p>
+    <w:p>
+      <w:pPr>
+        <w:pStyle w:val="ListBullet"/>
+      </w:pPr>
+      <w:r>
+        <w:t>C3: handlePublishAll 루프 중 배열 변경 → 스냅샷 기반 루프로 수정</w:t>
+      </w:r>
+    </w:p>
+    <w:p>
+      <w:pPr>
+        <w:pStyle w:val="ListBullet"/>
+      </w:pPr>
+      <w:r>
+        <w:t>C4: publish 엔드포인트 중복 게시 방지 체크 추가</w:t>
+      </w:r>
+    </w:p>
+    <w:p>
+      <w:pPr>
+        <w:pStyle w:val="ListBullet"/>
+      </w:pPr>
+      <w:r>
+        <w:t>C5: regenerate 시 원본 리뷰 없으면 400 에러 반환</w:t>
+      </w:r>
+    </w:p>
+    <w:p>
+      <w:r>
+        <w:rPr>
+          <w:b/>
+          <w:sz w:val="20"/>
+        </w:rPr>
+        <w:t>HIGH 수정:</w:t>
+      </w:r>
+    </w:p>
+    <w:p>
+      <w:pPr>
+        <w:pStyle w:val="ListBullet"/>
+      </w:pPr>
+      <w:r>
+        <w:t>H1: 감성 분류 톤 프리뷰 데이터 수정 ("교환 가능한가요?" → inquiry)</w:t>
+      </w:r>
+    </w:p>
+    <w:p>
+      <w:pPr>
+        <w:pStyle w:val="ListBullet"/>
+      </w:pPr>
+      <w:r>
+        <w:t>H2: Shop PUT /replies 히스토리 기록 누락 → ReplyHistory 기록 추가</w:t>
+      </w:r>
+    </w:p>
+    <w:p>
+      <w:pPr>
+        <w:pStyle w:val="ListBullet"/>
+      </w:pPr>
+      <w:r>
+        <w:t>H3: confirm 성공 후 publish 실패 시 롤백 처리 추가</w:t>
+      </w:r>
+    </w:p>
+    <w:p>
+      <w:pPr>
+        <w:pStyle w:val="ListBullet"/>
+      </w:pPr>
+      <w:r>
+        <w:t>H5: ReplyHistory FK cascade delete 추가</w:t>
+      </w:r>
+    </w:p>
+    <w:p>
+      <w:pPr>
+        <w:pStyle w:val="ListBullet"/>
+      </w:pPr>
+      <w:r>
+        <w:t>H6: ReplyCreate/Update 빈 문자열 검증 (min_length=1)</w:t>
+      </w:r>
+    </w:p>
+    <w:p>
+      <w:r>
+        <w:rPr>
+          <w:b/>
+          <w:sz w:val="20"/>
+        </w:rPr>
+        <w:t>MEDIUM 수정:</w:t>
+      </w:r>
+    </w:p>
+    <w:p>
+      <w:pPr>
+        <w:pStyle w:val="ListBullet"/>
+      </w:pPr>
+      <w:r>
+        <w:t>M1: batch 요청 최대 50건 제한</w:t>
+      </w:r>
+    </w:p>
+    <w:p>
+      <w:pPr>
+        <w:pStyle w:val="ListBullet"/>
+      </w:pPr>
+      <w:r>
+        <w:t>M2: batch source 개별 반영 (하드코딩 제거)</w:t>
+      </w:r>
+    </w:p>
+    <w:p>
+      <w:pPr>
+        <w:pStyle w:val="ListBullet"/>
+      </w:pPr>
+      <w:r>
+        <w:t>M3: unpublish 상태 체크 추가 (게시된 것만 취소 가능)</w:t>
+      </w:r>
+    </w:p>
+    <w:p>
+      <w:pPr>
+        <w:pStyle w:val="ListBullet"/>
+      </w:pPr>
+      <w:r>
+        <w:t>M4: FAB mountedRef 언마운트 안전장치</w:t>
+      </w:r>
+    </w:p>
+    <w:p>
+      <w:pPr>
+        <w:pStyle w:val="ListBullet"/>
+      </w:pPr>
+      <w:r>
+        <w:t>M5: FAB API 로드 Promise.allSettled 병렬화</w:t>
+      </w:r>
+    </w:p>
+    <w:p>
+      <w:pPr>
+        <w:pStyle w:val="ListBullet"/>
+      </w:pPr>
+      <w:r>
+        <w:t>M6: 톤 드롭다운 선택 후 리셋 제거</w:t>
+      </w:r>
+    </w:p>
+    <w:p>
+      <w:pPr>
+        <w:pStyle w:val="ListBullet"/>
+      </w:pPr>
+      <w:r>
+        <w:t>M8: "문의/중립" → "중립(3점)" 라벨 정확도 개선</w:t>
+      </w:r>
+    </w:p>
+    <w:p>
+      <w:r>
+        <w:rPr>
+          <w:b/>
+          <w:sz w:val="20"/>
+        </w:rPr>
+        <w:t>LOW 수정:</w:t>
+      </w:r>
+    </w:p>
+    <w:p>
+      <w:pPr>
+        <w:pStyle w:val="ListBullet"/>
+      </w:pPr>
+      <w:r>
+        <w:t>L1: SQLite FK PRAGMA 활성화</w:t>
+      </w:r>
+    </w:p>
+    <w:p>
+      <w:pPr>
+        <w:pStyle w:val="ListBullet"/>
+      </w:pPr>
+      <w:r>
+        <w:t>L2: deprecated datetime.utcnow() 제거</w:t>
+      </w:r>
+    </w:p>
+    <w:p>
+      <w:pPr>
+        <w:pStyle w:val="ListBullet"/>
+      </w:pPr>
+      <w:r>
+        <w:t>L3: reply.content None 가드</w:t>
+      </w:r>
+    </w:p>
+    <w:p>
+      <w:pPr>
+        <w:pStyle w:val="ListBullet"/>
+      </w:pPr>
+      <w:r>
+        <w:t>L4: content_snapshot/review_text 조건부 말줄임</w:t>
+      </w:r>
+    </w:p>
+    <w:p>
+      <w:pPr>
+        <w:pStyle w:val="ListBullet"/>
+      </w:pPr>
+      <w:r>
+        <w:t>L5: 빈 author 아바타 "?" 폴백</w:t>
+      </w:r>
+    </w:p>
+    <w:p>
+      <w:pPr>
+        <w:pStyle w:val="ListBullet"/>
+      </w:pPr>
+      <w:r>
+        <w:t>L6: formatDate 유틸 생성 (Invalid Date 방지)</w:t>
+      </w:r>
+    </w:p>
+    <w:p>
+      <w:pPr>
+        <w:pStyle w:val="ListBullet"/>
+      </w:pPr>
+      <w:r>
+        <w:t>L7: undoTimer useState → useRef 전환</w:t>
+      </w:r>
+    </w:p>
+    <w:p>
+      <w:pPr>
+        <w:pStyle w:val="ListBullet"/>
+      </w:pPr>
+      <w:r>
+        <w:t>L9: mainImageIdx 상품 변경 시 리셋</w:t>
+      </w:r>
+    </w:p>
+    <w:p>
+      <w:pPr>
+        <w:pStyle w:val="ListBullet"/>
+      </w:pPr>
+      <w:r>
+        <w:t>L10: CORS methods/headers 명시적 제한</w:t>
+      </w:r>
+    </w:p>
+    <w:p>
+      <w:r>
+        <w:rPr>
+          <w:b/>
+          <w:sz w:val="20"/>
+        </w:rPr>
+        <w:t>에러/디버깅 로그:</w:t>
+      </w:r>
+    </w:p>
+    <w:p>
+      <w:pPr>
+        <w:pStyle w:val="ListBullet"/>
+      </w:pPr>
+      <w:r>
+        <w:t>.next 캐시 손상 → "Cannot find module './682.js'" → .next 삭제 후 재빌드로 해결</w:t>
       </w:r>
     </w:p>
     <w:p>
@@ -1126,19 +1201,69 @@
         <w:pStyle w:val="Heading1"/>
       </w:pPr>
       <w:r>
-        <w:rPr>
-          <w:rFonts w:ascii="Malgun Gothic" w:hAnsi="Malgun Gothic" w:eastAsia="Malgun Gothic"/>
-          <w:b/>
-          <w:sz w:val="32"/>
-        </w:rPr>
         <w:t>3. 설계 변경 이력 요약</w:t>
+      </w:r>
+    </w:p>
+    <w:p>
+      <w:pPr>
+        <w:pStyle w:val="Heading1"/>
+      </w:pPr>
+      <w:r>
+        <w:t>4. 사용한 AI 도구 및 기법</w:t>
+      </w:r>
+    </w:p>
+    <w:p>
+      <w:pPr>
+        <w:pStyle w:val="Heading1"/>
+      </w:pPr>
+      <w:r>
+        <w:t>5. 핵심 학습 및 회고</w:t>
+      </w:r>
+    </w:p>
+    <w:p>
+      <w:pPr>
+        <w:pStyle w:val="ListBullet"/>
+      </w:pPr>
+      <w:r>
+        <w:t>인터뷰 기반 문제 정의가 에이전트 기능 방향을 결정하는 핵심</w:t>
+      </w:r>
+    </w:p>
+    <w:p>
+      <w:pPr>
+        <w:pStyle w:val="ListBullet"/>
+      </w:pPr>
+      <w:r>
+        <w:t>PM과의 얼라인이 없으면 구현 후 대규모 수정 불가피 (Phase별 검수 게이트의 가치)</w:t>
+      </w:r>
+    </w:p>
+    <w:p>
+      <w:pPr>
+        <w:pStyle w:val="ListBullet"/>
+      </w:pPr>
+      <w:r>
+        <w:t>LLM 폴백 모드는 데모 안정성에 필수지만, 실제 LLM 연동 없이는 핵심 가치 검증 불가</w:t>
+      </w:r>
+    </w:p>
+    <w:p>
+      <w:pPr>
+        <w:pStyle w:val="ListBullet"/>
+      </w:pPr>
+      <w:r>
+        <w:t>코드 리뷰 22건 중 "에러 silent 무시"가 실제 PM 검수에서 가장 큰 문제를 일으킴</w:t>
+      </w:r>
+    </w:p>
+    <w:p>
+      <w:pPr>
+        <w:pStyle w:val="ListBullet"/>
+      </w:pPr>
+      <w:r>
+        <w:t>UI/UX는 참고 서비스(TESER, 댓글몽) 비교 분석이 개선 방향을 명확하게 함</w:t>
       </w:r>
     </w:p>
     <w:tbl>
       <w:tblPr>
         <w:tblStyle w:val="LightGrid-Accent1"/>
         <w:tblW w:type="auto" w:w="0"/>
-        <w:jc w:val="center"/>
         <w:tblLook w:firstColumn="1" w:firstRow="1" w:lastColumn="0" w:lastRow="0" w:noHBand="0" w:noVBand="1" w:val="04A0"/>
       </w:tblPr>
       <w:tblGrid>
@@ -1152,13 +1277,7 @@
             <w:tcW w:type="dxa" w:w="2880"/>
           </w:tcPr>
           <w:p>
-            <w:r/>
             <w:r>
-              <w:rPr>
-                <w:rFonts w:ascii="Malgun Gothic" w:hAnsi="Malgun Gothic" w:eastAsia="Malgun Gothic"/>
-                <w:b/>
-                <w:sz w:val="20"/>
-              </w:rPr>
               <w:t>날짜</w:t>
             </w:r>
           </w:p>
@@ -1168,13 +1287,7 @@
             <w:tcW w:type="dxa" w:w="2880"/>
           </w:tcPr>
           <w:p>
-            <w:r/>
             <w:r>
-              <w:rPr>
-                <w:rFonts w:ascii="Malgun Gothic" w:hAnsi="Malgun Gothic" w:eastAsia="Malgun Gothic"/>
-                <w:b/>
-                <w:sz w:val="20"/>
-              </w:rPr>
               <w:t>변경 내용</w:t>
             </w:r>
           </w:p>
@@ -1184,13 +1297,7 @@
             <w:tcW w:type="dxa" w:w="2880"/>
           </w:tcPr>
           <w:p>
-            <w:r/>
             <w:r>
-              <w:rPr>
-                <w:rFonts w:ascii="Malgun Gothic" w:hAnsi="Malgun Gothic" w:eastAsia="Malgun Gothic"/>
-                <w:b/>
-                <w:sz w:val="20"/>
-              </w:rPr>
               <w:t>사유</w:t>
             </w:r>
           </w:p>
@@ -1202,13 +1309,7 @@
             <w:tcW w:type="dxa" w:w="2880"/>
           </w:tcPr>
           <w:p>
-            <w:r/>
             <w:r>
-              <w:rPr>
-                <w:rFonts w:ascii="Malgun Gothic" w:hAnsi="Malgun Gothic" w:eastAsia="Malgun Gothic"/>
-                <w:b w:val="0"/>
-                <w:sz w:val="20"/>
-              </w:rPr>
               <w:t>4/22</w:t>
             </w:r>
           </w:p>
@@ -1218,13 +1319,7 @@
             <w:tcW w:type="dxa" w:w="2880"/>
           </w:tcPr>
           <w:p>
-            <w:r/>
             <w:r>
-              <w:rPr>
-                <w:rFonts w:ascii="Malgun Gothic" w:hAnsi="Malgun Gothic" w:eastAsia="Malgun Gothic"/>
-                <w:b w:val="0"/>
-                <w:sz w:val="20"/>
-              </w:rPr>
               <w:t>인터뷰 정리 퀄리티 보강</w:t>
             </w:r>
           </w:p>
@@ -1234,13 +1329,7 @@
             <w:tcW w:type="dxa" w:w="2880"/>
           </w:tcPr>
           <w:p>
-            <w:r/>
             <w:r>
-              <w:rPr>
-                <w:rFonts w:ascii="Malgun Gothic" w:hAnsi="Malgun Gothic" w:eastAsia="Malgun Gothic"/>
-                <w:b w:val="0"/>
-                <w:sz w:val="20"/>
-              </w:rPr>
               <w:t>PM 피드백: 브랜드명/상세 여정 누락</w:t>
             </w:r>
           </w:p>
@@ -1252,13 +1341,7 @@
             <w:tcW w:type="dxa" w:w="2880"/>
           </w:tcPr>
           <w:p>
-            <w:r/>
             <w:r>
-              <w:rPr>
-                <w:rFonts w:ascii="Malgun Gothic" w:hAnsi="Malgun Gothic" w:eastAsia="Malgun Gothic"/>
-                <w:b w:val="0"/>
-                <w:sz w:val="20"/>
-              </w:rPr>
               <w:t>4/25</w:t>
             </w:r>
           </w:p>
@@ -1268,13 +1351,7 @@
             <w:tcW w:type="dxa" w:w="2880"/>
           </w:tcPr>
           <w:p>
-            <w:r/>
             <w:r>
-              <w:rPr>
-                <w:rFonts w:ascii="Malgun Gothic" w:hAnsi="Malgun Gothic" w:eastAsia="Malgun Gothic"/>
-                <w:b w:val="0"/>
-                <w:sz w:val="20"/>
-              </w:rPr>
               <w:t>온보딩 KPI 제거</w:t>
             </w:r>
           </w:p>
@@ -1284,13 +1361,7 @@
             <w:tcW w:type="dxa" w:w="2880"/>
           </w:tcPr>
           <w:p>
-            <w:r/>
             <w:r>
-              <w:rPr>
-                <w:rFonts w:ascii="Malgun Gothic" w:hAnsi="Malgun Gothic" w:eastAsia="Malgun Gothic"/>
-                <w:b w:val="0"/>
-                <w:sz w:val="20"/>
-              </w:rPr>
               <w:t>PM 피드백: 우리 에이전트에 맞지 않음</w:t>
             </w:r>
           </w:p>
@@ -1302,13 +1373,7 @@
             <w:tcW w:type="dxa" w:w="2880"/>
           </w:tcPr>
           <w:p>
-            <w:r/>
             <w:r>
-              <w:rPr>
-                <w:rFonts w:ascii="Malgun Gothic" w:hAnsi="Malgun Gothic" w:eastAsia="Malgun Gothic"/>
-                <w:b w:val="0"/>
-                <w:sz w:val="20"/>
-              </w:rPr>
               <w:t>4/25</w:t>
             </w:r>
           </w:p>
@@ -1318,13 +1383,7 @@
             <w:tcW w:type="dxa" w:w="2880"/>
           </w:tcPr>
           <w:p>
-            <w:r/>
             <w:r>
-              <w:rPr>
-                <w:rFonts w:ascii="Malgun Gothic" w:hAnsi="Malgun Gothic" w:eastAsia="Malgun Gothic"/>
-                <w:b w:val="0"/>
-                <w:sz w:val="20"/>
-              </w:rPr>
               <w:t>샘플 쇼핑몰 + API 연동 추가</w:t>
             </w:r>
           </w:p>
@@ -1334,13 +1393,7 @@
             <w:tcW w:type="dxa" w:w="2880"/>
           </w:tcPr>
           <w:p>
-            <w:r/>
             <w:r>
-              <w:rPr>
-                <w:rFonts w:ascii="Malgun Gothic" w:hAnsi="Malgun Gothic" w:eastAsia="Malgun Gothic"/>
-                <w:b w:val="0"/>
-                <w:sz w:val="20"/>
-              </w:rPr>
               <w:t>PM 요청: E2E 데모 임팩트</w:t>
             </w:r>
           </w:p>
@@ -1352,13 +1405,7 @@
             <w:tcW w:type="dxa" w:w="2880"/>
           </w:tcPr>
           <w:p>
-            <w:r/>
             <w:r>
-              <w:rPr>
-                <w:rFonts w:ascii="Malgun Gothic" w:hAnsi="Malgun Gothic" w:eastAsia="Malgun Gothic"/>
-                <w:b w:val="0"/>
-                <w:sz w:val="20"/>
-              </w:rPr>
               <w:t>4/25</w:t>
             </w:r>
           </w:p>
@@ -1368,13 +1415,7 @@
             <w:tcW w:type="dxa" w:w="2880"/>
           </w:tcPr>
           <w:p>
-            <w:r/>
             <w:r>
-              <w:rPr>
-                <w:rFonts w:ascii="Malgun Gothic" w:hAnsi="Malgun Gothic" w:eastAsia="Malgun Gothic"/>
-                <w:b w:val="0"/>
-                <w:sz w:val="20"/>
-              </w:rPr>
               <w:t>UI를 D-2(대시보드+FAB)로 확정</w:t>
             </w:r>
           </w:p>
@@ -1384,13 +1425,7 @@
             <w:tcW w:type="dxa" w:w="2880"/>
           </w:tcPr>
           <w:p>
-            <w:r/>
             <w:r>
-              <w:rPr>
-                <w:rFonts w:ascii="Malgun Gothic" w:hAnsi="Malgun Gothic" w:eastAsia="Malgun Gothic"/>
-                <w:b w:val="0"/>
-                <w:sz w:val="20"/>
-              </w:rPr>
               <w:t>PM과 논의: 대시보드 일괄 + FAB 단건</w:t>
             </w:r>
           </w:p>
@@ -1402,13 +1437,7 @@
             <w:tcW w:type="dxa" w:w="2880"/>
           </w:tcPr>
           <w:p>
-            <w:r/>
             <w:r>
-              <w:rPr>
-                <w:rFonts w:ascii="Malgun Gothic" w:hAnsi="Malgun Gothic" w:eastAsia="Malgun Gothic"/>
-                <w:b w:val="0"/>
-                <w:sz w:val="20"/>
-              </w:rPr>
               <w:t>4/25</w:t>
             </w:r>
           </w:p>
@@ -1418,13 +1447,7 @@
             <w:tcW w:type="dxa" w:w="2880"/>
           </w:tcPr>
           <w:p>
-            <w:r/>
             <w:r>
-              <w:rPr>
-                <w:rFonts w:ascii="Malgun Gothic" w:hAnsi="Malgun Gothic" w:eastAsia="Malgun Gothic"/>
-                <w:b w:val="0"/>
-                <w:sz w:val="20"/>
-              </w:rPr>
               <w:t>브랜드명 Sunday Morning Brunch 확정</w:t>
             </w:r>
           </w:p>
@@ -1434,13 +1457,7 @@
             <w:tcW w:type="dxa" w:w="2880"/>
           </w:tcPr>
           <w:p>
-            <w:r/>
             <w:r>
-              <w:rPr>
-                <w:rFonts w:ascii="Malgun Gothic" w:hAnsi="Malgun Gothic" w:eastAsia="Malgun Gothic"/>
-                <w:b w:val="0"/>
-                <w:sz w:val="20"/>
-              </w:rPr>
               <w:t>PM 제안</w:t>
             </w:r>
           </w:p>
@@ -1452,13 +1469,7 @@
             <w:tcW w:type="dxa" w:w="2880"/>
           </w:tcPr>
           <w:p>
-            <w:r/>
             <w:r>
-              <w:rPr>
-                <w:rFonts w:ascii="Malgun Gothic" w:hAnsi="Malgun Gothic" w:eastAsia="Malgun Gothic"/>
-                <w:b w:val="0"/>
-                <w:sz w:val="20"/>
-              </w:rPr>
               <w:t>4/25</w:t>
             </w:r>
           </w:p>
@@ -1468,13 +1479,7 @@
             <w:tcW w:type="dxa" w:w="2880"/>
           </w:tcPr>
           <w:p>
-            <w:r/>
             <w:r>
-              <w:rPr>
-                <w:rFonts w:ascii="Malgun Gothic" w:hAnsi="Malgun Gothic" w:eastAsia="Malgun Gothic"/>
-                <w:b w:val="0"/>
-                <w:sz w:val="20"/>
-              </w:rPr>
               <w:t>여성 의류만 구성, 신발/속옷 제거</w:t>
             </w:r>
           </w:p>
@@ -1484,13 +1489,7 @@
             <w:tcW w:type="dxa" w:w="2880"/>
           </w:tcPr>
           <w:p>
-            <w:r/>
             <w:r>
-              <w:rPr>
-                <w:rFonts w:ascii="Malgun Gothic" w:hAnsi="Malgun Gothic" w:eastAsia="Malgun Gothic"/>
-                <w:b w:val="0"/>
-                <w:sz w:val="20"/>
-              </w:rPr>
               <w:t>PM 피드백</w:t>
             </w:r>
           </w:p>
@@ -1502,13 +1501,7 @@
             <w:tcW w:type="dxa" w:w="2880"/>
           </w:tcPr>
           <w:p>
-            <w:r/>
             <w:r>
-              <w:rPr>
-                <w:rFonts w:ascii="Malgun Gothic" w:hAnsi="Malgun Gothic" w:eastAsia="Malgun Gothic"/>
-                <w:b w:val="0"/>
-                <w:sz w:val="20"/>
-              </w:rPr>
               <w:t>4/25</w:t>
             </w:r>
           </w:p>
@@ -1518,13 +1511,7 @@
             <w:tcW w:type="dxa" w:w="2880"/>
           </w:tcPr>
           <w:p>
-            <w:r/>
             <w:r>
-              <w:rPr>
-                <w:rFonts w:ascii="Malgun Gothic" w:hAnsi="Malgun Gothic" w:eastAsia="Malgun Gothic"/>
-                <w:b w:val="0"/>
-                <w:sz w:val="20"/>
-              </w:rPr>
               <w:t>대댓글 3개 후보 + 말투 변경 기능</w:t>
             </w:r>
           </w:p>
@@ -1534,13 +1521,7 @@
             <w:tcW w:type="dxa" w:w="2880"/>
           </w:tcPr>
           <w:p>
-            <w:r/>
             <w:r>
-              <w:rPr>
-                <w:rFonts w:ascii="Malgun Gothic" w:hAnsi="Malgun Gothic" w:eastAsia="Malgun Gothic"/>
-                <w:b w:val="0"/>
-                <w:sz w:val="20"/>
-              </w:rPr>
               <w:t>PM 요청</w:t>
             </w:r>
           </w:p>
@@ -1552,13 +1533,7 @@
             <w:tcW w:type="dxa" w:w="2880"/>
           </w:tcPr>
           <w:p>
-            <w:r/>
             <w:r>
-              <w:rPr>
-                <w:rFonts w:ascii="Malgun Gothic" w:hAnsi="Malgun Gothic" w:eastAsia="Malgun Gothic"/>
-                <w:b w:val="0"/>
-                <w:sz w:val="20"/>
-              </w:rPr>
               <w:t>4/25</w:t>
             </w:r>
           </w:p>
@@ -1568,13 +1543,7 @@
             <w:tcW w:type="dxa" w:w="2880"/>
           </w:tcPr>
           <w:p>
-            <w:r/>
             <w:r>
-              <w:rPr>
-                <w:rFonts w:ascii="Malgun Gothic" w:hAnsi="Malgun Gothic" w:eastAsia="Malgun Gothic"/>
-                <w:b w:val="0"/>
-                <w:sz w:val="20"/>
-              </w:rPr>
               <w:t>교환/환불 미언급 정책</w:t>
             </w:r>
           </w:p>
@@ -1584,13 +1553,7 @@
             <w:tcW w:type="dxa" w:w="2880"/>
           </w:tcPr>
           <w:p>
-            <w:r/>
             <w:r>
-              <w:rPr>
-                <w:rFonts w:ascii="Malgun Gothic" w:hAnsi="Malgun Gothic" w:eastAsia="Malgun Gothic"/>
-                <w:b w:val="0"/>
-                <w:sz w:val="20"/>
-              </w:rPr>
               <w:t>PM 피드백: 브랜드 관점</w:t>
             </w:r>
           </w:p>
@@ -1602,13 +1565,7 @@
             <w:tcW w:type="dxa" w:w="2880"/>
           </w:tcPr>
           <w:p>
-            <w:r/>
             <w:r>
-              <w:rPr>
-                <w:rFonts w:ascii="Malgun Gothic" w:hAnsi="Malgun Gothic" w:eastAsia="Malgun Gothic"/>
-                <w:b w:val="0"/>
-                <w:sz w:val="20"/>
-              </w:rPr>
               <w:t>4/25</w:t>
             </w:r>
           </w:p>
@@ -1618,13 +1575,7 @@
             <w:tcW w:type="dxa" w:w="2880"/>
           </w:tcPr>
           <w:p>
-            <w:r/>
             <w:r>
-              <w:rPr>
-                <w:rFonts w:ascii="Malgun Gothic" w:hAnsi="Malgun Gothic" w:eastAsia="Malgun Gothic"/>
-                <w:b w:val="0"/>
-                <w:sz w:val="20"/>
-              </w:rPr>
               <w:t>텍스트 입력 → 상품별 리뷰 그루핑</w:t>
             </w:r>
           </w:p>
@@ -1634,13 +1585,7 @@
             <w:tcW w:type="dxa" w:w="2880"/>
           </w:tcPr>
           <w:p>
-            <w:r/>
             <w:r>
-              <w:rPr>
-                <w:rFonts w:ascii="Malgun Gothic" w:hAnsi="Malgun Gothic" w:eastAsia="Malgun Gothic"/>
-                <w:b w:val="0"/>
-                <w:sz w:val="20"/>
-              </w:rPr>
               <w:t>PM 피드백: 사용성 개선</w:t>
             </w:r>
           </w:p>
@@ -1652,13 +1597,7 @@
             <w:tcW w:type="dxa" w:w="2880"/>
           </w:tcPr>
           <w:p>
-            <w:r/>
             <w:r>
-              <w:rPr>
-                <w:rFonts w:ascii="Malgun Gothic" w:hAnsi="Malgun Gothic" w:eastAsia="Malgun Gothic"/>
-                <w:b w:val="0"/>
-                <w:sz w:val="20"/>
-              </w:rPr>
               <w:t>4/25</w:t>
             </w:r>
           </w:p>
@@ -1668,13 +1607,7 @@
             <w:tcW w:type="dxa" w:w="2880"/>
           </w:tcPr>
           <w:p>
-            <w:r/>
             <w:r>
-              <w:rPr>
-                <w:rFonts w:ascii="Malgun Gothic" w:hAnsi="Malgun Gothic" w:eastAsia="Malgun Gothic"/>
-                <w:b w:val="0"/>
-                <w:sz w:val="20"/>
-              </w:rPr>
               <w:t>1차 검토 → 2차 반영 흐름</w:t>
             </w:r>
           </w:p>
@@ -1684,13 +1617,7 @@
             <w:tcW w:type="dxa" w:w="2880"/>
           </w:tcPr>
           <w:p>
-            <w:r/>
             <w:r>
-              <w:rPr>
-                <w:rFonts w:ascii="Malgun Gothic" w:hAnsi="Malgun Gothic" w:eastAsia="Malgun Gothic"/>
-                <w:b w:val="0"/>
-                <w:sz w:val="20"/>
-              </w:rPr>
               <w:t>PM 피드백: 즉시 반영이 아닌 검토 후 반영</w:t>
             </w:r>
           </w:p>
@@ -1702,13 +1629,7 @@
             <w:tcW w:type="dxa" w:w="2880"/>
           </w:tcPr>
           <w:p>
-            <w:r/>
             <w:r>
-              <w:rPr>
-                <w:rFonts w:ascii="Malgun Gothic" w:hAnsi="Malgun Gothic" w:eastAsia="Malgun Gothic"/>
-                <w:b w:val="0"/>
-                <w:sz w:val="20"/>
-              </w:rPr>
               <w:t>4/26</w:t>
             </w:r>
           </w:p>
@@ -1718,13 +1639,7 @@
             <w:tcW w:type="dxa" w:w="2880"/>
           </w:tcPr>
           <w:p>
-            <w:r/>
             <w:r>
-              <w:rPr>
-                <w:rFonts w:ascii="Malgun Gothic" w:hAnsi="Malgun Gothic" w:eastAsia="Malgun Gothic"/>
-                <w:b w:val="0"/>
-                <w:sz w:val="20"/>
-              </w:rPr>
               <w:t>사이드바 올리브 → 주황색</w:t>
             </w:r>
           </w:p>
@@ -1734,13 +1649,7 @@
             <w:tcW w:type="dxa" w:w="2880"/>
           </w:tcPr>
           <w:p>
-            <w:r/>
             <w:r>
-              <w:rPr>
-                <w:rFonts w:ascii="Malgun Gothic" w:hAnsi="Malgun Gothic" w:eastAsia="Malgun Gothic"/>
-                <w:b w:val="0"/>
-                <w:sz w:val="20"/>
-              </w:rPr>
               <w:t>PM 요청: 브랜드 감성</w:t>
             </w:r>
           </w:p>
@@ -1752,13 +1661,7 @@
             <w:tcW w:type="dxa" w:w="2880"/>
           </w:tcPr>
           <w:p>
-            <w:r/>
             <w:r>
-              <w:rPr>
-                <w:rFonts w:ascii="Malgun Gothic" w:hAnsi="Malgun Gothic" w:eastAsia="Malgun Gothic"/>
-                <w:b w:val="0"/>
-                <w:sz w:val="20"/>
-              </w:rPr>
               <w:t>4/26</w:t>
             </w:r>
           </w:p>
@@ -1768,13 +1671,7 @@
             <w:tcW w:type="dxa" w:w="2880"/>
           </w:tcPr>
           <w:p>
-            <w:r/>
             <w:r>
-              <w:rPr>
-                <w:rFonts w:ascii="Malgun Gothic" w:hAnsi="Malgun Gothic" w:eastAsia="Malgun Gothic"/>
-                <w:b w:val="0"/>
-                <w:sz w:val="20"/>
-              </w:rPr>
               <w:t>이모지 → Heroicons SVG</w:t>
             </w:r>
           </w:p>
@@ -1784,37 +1681,82 @@
             <w:tcW w:type="dxa" w:w="2880"/>
           </w:tcPr>
           <w:p>
-            <w:r/>
             <w:r>
-              <w:rPr>
-                <w:rFonts w:ascii="Malgun Gothic" w:hAnsi="Malgun Gothic" w:eastAsia="Malgun Gothic"/>
-                <w:b w:val="0"/>
-                <w:sz w:val="20"/>
-              </w:rPr>
               <w:t>PM 피드백: AI 느낌 제거</w:t>
             </w:r>
           </w:p>
         </w:tc>
       </w:tr>
+      <w:tr>
+        <w:tc>
+          <w:tcPr>
+            <w:tcW w:type="dxa" w:w="2880"/>
+          </w:tcPr>
+          <w:p>
+            <w:r>
+              <w:t>4/26</w:t>
+            </w:r>
+          </w:p>
+        </w:tc>
+        <w:tc>
+          <w:tcPr>
+            <w:tcW w:type="dxa" w:w="2880"/>
+          </w:tcPr>
+          <w:p>
+            <w:r>
+              <w:t>2차 코드 리뷰 20건 수정</w:t>
+            </w:r>
+          </w:p>
+        </w:tc>
+        <w:tc>
+          <w:tcPr>
+            <w:tcW w:type="dxa" w:w="2880"/>
+          </w:tcPr>
+          <w:p>
+            <w:r>
+              <w:t>CORS 보안, 접근성, 최적화, 타입 안전성</w:t>
+            </w:r>
+          </w:p>
+        </w:tc>
+      </w:tr>
+      <w:tr>
+        <w:tc>
+          <w:tcPr>
+            <w:tcW w:type="dxa" w:w="2880"/>
+          </w:tcPr>
+          <w:p>
+            <w:r>
+              <w:t>4/26</w:t>
+            </w:r>
+          </w:p>
+        </w:tc>
+        <w:tc>
+          <w:tcPr>
+            <w:tcW w:type="dxa" w:w="2880"/>
+          </w:tcPr>
+          <w:p>
+            <w:r>
+              <w:t>QA 전수 검사 29건 수정</w:t>
+            </w:r>
+          </w:p>
+        </w:tc>
+        <w:tc>
+          <w:tcPr>
+            <w:tcW w:type="dxa" w:w="2880"/>
+          </w:tcPr>
+          <w:p>
+            <w:r>
+              <w:t>stale closure, 상태 롤백, 입력 검증, FK cascade, 타임아웃 등</w:t>
+            </w:r>
+          </w:p>
+        </w:tc>
+      </w:tr>
     </w:tbl>
-    <w:p>
-      <w:pPr>
-        <w:pStyle w:val="Heading1"/>
-      </w:pPr>
-      <w:r>
-        <w:rPr>
-          <w:rFonts w:ascii="Malgun Gothic" w:hAnsi="Malgun Gothic" w:eastAsia="Malgun Gothic"/>
-          <w:b/>
-          <w:sz w:val="32"/>
-        </w:rPr>
-        <w:t>4. 사용한 AI 도구 및 기법</w:t>
-      </w:r>
-    </w:p>
+    <w:p/>
     <w:tbl>
       <w:tblPr>
         <w:tblStyle w:val="LightGrid-Accent1"/>
         <w:tblW w:type="auto" w:w="0"/>
-        <w:jc w:val="center"/>
         <w:tblLook w:firstColumn="1" w:firstRow="1" w:lastColumn="0" w:lastRow="0" w:noHBand="0" w:noVBand="1" w:val="04A0"/>
       </w:tblPr>
       <w:tblGrid>
@@ -1827,13 +1769,7 @@
             <w:tcW w:type="dxa" w:w="4320"/>
           </w:tcPr>
           <w:p>
-            <w:r/>
             <w:r>
-              <w:rPr>
-                <w:rFonts w:ascii="Malgun Gothic" w:hAnsi="Malgun Gothic" w:eastAsia="Malgun Gothic"/>
-                <w:b/>
-                <w:sz w:val="20"/>
-              </w:rPr>
               <w:t>도구</w:t>
             </w:r>
           </w:p>
@@ -1843,13 +1779,7 @@
             <w:tcW w:type="dxa" w:w="4320"/>
           </w:tcPr>
           <w:p>
-            <w:r/>
             <w:r>
-              <w:rPr>
-                <w:rFonts w:ascii="Malgun Gothic" w:hAnsi="Malgun Gothic" w:eastAsia="Malgun Gothic"/>
-                <w:b/>
-                <w:sz w:val="20"/>
-              </w:rPr>
               <w:t>용도</w:t>
             </w:r>
           </w:p>
@@ -1861,13 +1791,7 @@
             <w:tcW w:type="dxa" w:w="4320"/>
           </w:tcPr>
           <w:p>
-            <w:r/>
             <w:r>
-              <w:rPr>
-                <w:rFonts w:ascii="Malgun Gothic" w:hAnsi="Malgun Gothic" w:eastAsia="Malgun Gothic"/>
-                <w:b w:val="0"/>
-                <w:sz w:val="20"/>
-              </w:rPr>
               <w:t>Claude Code (Opus 4.6)</w:t>
             </w:r>
           </w:p>
@@ -1877,13 +1801,7 @@
             <w:tcW w:type="dxa" w:w="4320"/>
           </w:tcPr>
           <w:p>
-            <w:r/>
             <w:r>
-              <w:rPr>
-                <w:rFonts w:ascii="Malgun Gothic" w:hAnsi="Malgun Gothic" w:eastAsia="Malgun Gothic"/>
-                <w:b w:val="0"/>
-                <w:sz w:val="20"/>
-              </w:rPr>
               <w:t>기획, 설계, 구현, 코드 리뷰, 배포 전 과정</w:t>
             </w:r>
           </w:p>
@@ -1895,13 +1813,7 @@
             <w:tcW w:type="dxa" w:w="4320"/>
           </w:tcPr>
           <w:p>
-            <w:r/>
             <w:r>
-              <w:rPr>
-                <w:rFonts w:ascii="Malgun Gothic" w:hAnsi="Malgun Gothic" w:eastAsia="Malgun Gothic"/>
-                <w:b w:val="0"/>
-                <w:sz w:val="20"/>
-              </w:rPr>
               <w:t>Claude API (Haiku 4.5)</w:t>
             </w:r>
           </w:p>
@@ -1911,13 +1823,7 @@
             <w:tcW w:type="dxa" w:w="4320"/>
           </w:tcPr>
           <w:p>
-            <w:r/>
             <w:r>
-              <w:rPr>
-                <w:rFonts w:ascii="Malgun Gothic" w:hAnsi="Malgun Gothic" w:eastAsia="Malgun Gothic"/>
-                <w:b w:val="0"/>
-                <w:sz w:val="20"/>
-              </w:rPr>
               <w:t>리뷰 감성 분류 (프로덕트 내)</w:t>
             </w:r>
           </w:p>
@@ -1929,14 +1835,8 @@
             <w:tcW w:type="dxa" w:w="4320"/>
           </w:tcPr>
           <w:p>
-            <w:r/>
             <w:r>
-              <w:rPr>
-                <w:rFonts w:ascii="Malgun Gothic" w:hAnsi="Malgun Gothic" w:eastAsia="Malgun Gothic"/>
-                <w:b w:val="0"/>
-                <w:sz w:val="20"/>
-              </w:rPr>
-              <w:t>Claude API (Sonnet 4)</w:t>
+              <w:t>Claude API (Haiku 4.5)</w:t>
             </w:r>
           </w:p>
         </w:tc>
@@ -1945,14 +1845,8 @@
             <w:tcW w:type="dxa" w:w="4320"/>
           </w:tcPr>
           <w:p>
-            <w:r/>
             <w:r>
-              <w:rPr>
-                <w:rFonts w:ascii="Malgun Gothic" w:hAnsi="Malgun Gothic" w:eastAsia="Malgun Gothic"/>
-                <w:b w:val="0"/>
-                <w:sz w:val="20"/>
-              </w:rPr>
-              <w:t>대댓글 생성 (프로덕트 내)</w:t>
+              <w:t>대댓글 생성 (프로덕트 내, 초기 Sonnet → 속도 최적화로 Haiku 전환)</w:t>
             </w:r>
           </w:p>
         </w:tc>
@@ -1963,13 +1857,7 @@
             <w:tcW w:type="dxa" w:w="4320"/>
           </w:tcPr>
           <w:p>
-            <w:r/>
             <w:r>
-              <w:rPr>
-                <w:rFonts w:ascii="Malgun Gothic" w:hAnsi="Malgun Gothic" w:eastAsia="Malgun Gothic"/>
-                <w:b w:val="0"/>
-                <w:sz w:val="20"/>
-              </w:rPr>
               <w:t>Harness 플러그인</w:t>
             </w:r>
           </w:p>
@@ -1979,13 +1867,7 @@
             <w:tcW w:type="dxa" w:w="4320"/>
           </w:tcPr>
           <w:p>
-            <w:r/>
             <w:r>
-              <w:rPr>
-                <w:rFonts w:ascii="Malgun Gothic" w:hAnsi="Malgun Gothic" w:eastAsia="Malgun Gothic"/>
-                <w:b w:val="0"/>
-                <w:sz w:val="20"/>
-              </w:rPr>
               <w:t>에이전트 팀 구성 (planner/designer/developer/qa)</w:t>
             </w:r>
           </w:p>
@@ -1997,13 +1879,7 @@
             <w:tcW w:type="dxa" w:w="4320"/>
           </w:tcPr>
           <w:p>
-            <w:r/>
             <w:r>
-              <w:rPr>
-                <w:rFonts w:ascii="Malgun Gothic" w:hAnsi="Malgun Gothic" w:eastAsia="Malgun Gothic"/>
-                <w:b w:val="0"/>
-                <w:sz w:val="20"/>
-              </w:rPr>
               <w:t>Graphviz → draw.io</w:t>
             </w:r>
           </w:p>
@@ -2013,13 +1889,7 @@
             <w:tcW w:type="dxa" w:w="4320"/>
           </w:tcPr>
           <w:p>
-            <w:r/>
             <w:r>
-              <w:rPr>
-                <w:rFonts w:ascii="Malgun Gothic" w:hAnsi="Malgun Gothic" w:eastAsia="Malgun Gothic"/>
-                <w:b w:val="0"/>
-                <w:sz w:val="20"/>
-              </w:rPr>
               <w:t>아키텍처 도식 생성</w:t>
             </w:r>
           </w:p>
@@ -2031,13 +1901,7 @@
             <w:tcW w:type="dxa" w:w="4320"/>
           </w:tcPr>
           <w:p>
-            <w:r/>
             <w:r>
-              <w:rPr>
-                <w:rFonts w:ascii="Malgun Gothic" w:hAnsi="Malgun Gothic" w:eastAsia="Malgun Gothic"/>
-                <w:b w:val="0"/>
-                <w:sz w:val="20"/>
-              </w:rPr>
               <w:t>python-docx</w:t>
             </w:r>
           </w:p>
@@ -2047,92 +1911,14 @@
             <w:tcW w:type="dxa" w:w="4320"/>
           </w:tcPr>
           <w:p>
-            <w:r/>
             <w:r>
-              <w:rPr>
-                <w:rFonts w:ascii="Malgun Gothic" w:hAnsi="Malgun Gothic" w:eastAsia="Malgun Gothic"/>
-                <w:b w:val="0"/>
-                <w:sz w:val="20"/>
-              </w:rPr>
               <w:t>문서 산출물 자동 생성</w:t>
             </w:r>
           </w:p>
         </w:tc>
       </w:tr>
     </w:tbl>
-    <w:p>
-      <w:pPr>
-        <w:pStyle w:val="Heading1"/>
-      </w:pPr>
-      <w:r>
-        <w:rPr>
-          <w:rFonts w:ascii="Malgun Gothic" w:hAnsi="Malgun Gothic" w:eastAsia="Malgun Gothic"/>
-          <w:b/>
-          <w:sz w:val="32"/>
-        </w:rPr>
-        <w:t>5. 핵심 학습 및 회고</w:t>
-      </w:r>
-    </w:p>
-    <w:p>
-      <w:pPr>
-        <w:pStyle w:val="ListBullet"/>
-      </w:pPr>
-      <w:r>
-        <w:rPr>
-          <w:rFonts w:ascii="Malgun Gothic" w:hAnsi="Malgun Gothic" w:eastAsia="Malgun Gothic"/>
-          <w:b w:val="0"/>
-        </w:rPr>
-        <w:t>인터뷰 기반 문제 정의가 에이전트 기능 방향을 결정하는 핵심</w:t>
-      </w:r>
-    </w:p>
-    <w:p>
-      <w:pPr>
-        <w:pStyle w:val="ListBullet"/>
-      </w:pPr>
-      <w:r>
-        <w:rPr>
-          <w:rFonts w:ascii="Malgun Gothic" w:hAnsi="Malgun Gothic" w:eastAsia="Malgun Gothic"/>
-          <w:b w:val="0"/>
-        </w:rPr>
-        <w:t>PM과의 얼라인이 없으면 구현 후 대규모 수정 불가피 (Phase별 검수 게이트의 가치)</w:t>
-      </w:r>
-    </w:p>
-    <w:p>
-      <w:pPr>
-        <w:pStyle w:val="ListBullet"/>
-      </w:pPr>
-      <w:r>
-        <w:rPr>
-          <w:rFonts w:ascii="Malgun Gothic" w:hAnsi="Malgun Gothic" w:eastAsia="Malgun Gothic"/>
-          <w:b w:val="0"/>
-        </w:rPr>
-        <w:t>LLM 폴백 모드는 데모 안정성에 필수지만, 실제 LLM 연동 없이는 핵심 가치 검증 불가</w:t>
-      </w:r>
-    </w:p>
-    <w:p>
-      <w:pPr>
-        <w:pStyle w:val="ListBullet"/>
-      </w:pPr>
-      <w:r>
-        <w:rPr>
-          <w:rFonts w:ascii="Malgun Gothic" w:hAnsi="Malgun Gothic" w:eastAsia="Malgun Gothic"/>
-          <w:b w:val="0"/>
-        </w:rPr>
-        <w:t>코드 리뷰 22건 중 "에러 silent 무시"가 실제 PM 검수에서 가장 큰 문제를 일으킴</w:t>
-      </w:r>
-    </w:p>
-    <w:p>
-      <w:pPr>
-        <w:pStyle w:val="ListBullet"/>
-      </w:pPr>
-      <w:r>
-        <w:rPr>
-          <w:rFonts w:ascii="Malgun Gothic" w:hAnsi="Malgun Gothic" w:eastAsia="Malgun Gothic"/>
-          <w:b w:val="0"/>
-        </w:rPr>
-        <w:t>UI/UX는 참고 서비스(TESER, 댓글몽) 비교 분석이 개선 방향을 명확하게 함</w:t>
-      </w:r>
-    </w:p>
+    <w:p/>
     <w:sectPr>
       <w:pgSz w:w="12240" w:h="15840"/>
       <w:pgMar w:top="1440" w:right="1800" w:bottom="1440" w:left="1800" w:header="720" w:footer="720" w:gutter="0"/>
@@ -2507,11 +2293,11 @@
     <w:qFormat/>
     <w:rsid w:val="00FC693F"/>
     <w:pPr>
-      <w:spacing w:after="80" w:line="312" w:lineRule="auto"/>
+      <w:spacing w:after="80" w:line="276" w:lineRule="auto"/>
     </w:pPr>
     <w:rPr>
       <w:rFonts w:ascii="Malgun Gothic" w:hAnsi="Malgun Gothic"/>
-      <w:sz w:val="21"/>
+      <w:sz w:val="18"/>
     </w:rPr>
   </w:style>
   <w:style w:type="paragraph" w:styleId="Header">
@@ -3042,6 +2828,9 @@
       </w:numPr>
       <w:contextualSpacing/>
     </w:pPr>
+    <w:rPr>
+      <w:sz w:val="20"/>
+    </w:rPr>
   </w:style>
   <w:style w:type="paragraph" w:styleId="ListBullet2">
     <w:name w:val="List Bullet 2"/>
